--- a/uk-cca-app-api/src/main/resources/templates/ca/england/CCA3 migration proposed agreement cover letter.docx
+++ b/uk-cca-app-api/src/main/resources/templates/ca/england/CCA3 migration proposed agreement cover letter.docx
@@ -5,119 +5,43 @@
     <w:p>
       <w:pPr>
         <w:rPr>
-          <w:sz w:val="20"/>
-        </w:rPr>
-      </w:pPr>
-      <w:r>
-        <w:rPr>
-          <w:sz w:val="20"/>
+          <w:sz w:val="24"/>
+          <w:szCs w:val="24"/>
+        </w:rPr>
+      </w:pPr>
+      <w:r>
+        <w:rPr>
+          <w:sz w:val="24"/>
+          <w:szCs w:val="24"/>
         </w:rPr>
         <w:fldChar w:fldCharType="begin"/>
       </w:r>
       <w:r>
         <w:rPr>
-          <w:sz w:val="20"/>
+          <w:sz w:val="24"/>
+          <w:szCs w:val="24"/>
         </w:rPr>
         <w:instrText xml:space="preserve"> MERGEFIELD  "${currentDate?date?string('dd MMMM yyyy')}"  \* MERGEFORMAT </w:instrText>
       </w:r>
       <w:r>
         <w:rPr>
-          <w:sz w:val="20"/>
+          <w:sz w:val="24"/>
+          <w:szCs w:val="24"/>
         </w:rPr>
         <w:fldChar w:fldCharType="separate"/>
       </w:r>
       <w:r>
         <w:rPr>
           <w:noProof/>
-          <w:sz w:val="20"/>
+          <w:sz w:val="24"/>
+          <w:szCs w:val="24"/>
         </w:rPr>
         <w:t>«${currentDate?date?string('dd MMMM yyyy'»</w:t>
       </w:r>
       <w:r>
         <w:rPr>
-          <w:sz w:val="20"/>
-        </w:rPr>
-        <w:fldChar w:fldCharType="end"/>
-      </w:r>
-    </w:p>
-    <w:p>
-      <w:pPr>
-        <w:rPr>
-          <w:sz w:val="20"/>
-        </w:rPr>
-      </w:pPr>
-      <w:proofErr w:type="spellStart"/>
-      <w:r>
-        <w:rPr>
-          <w:sz w:val="20"/>
-        </w:rPr>
-        <w:t>My</w:t>
-      </w:r>
-      <w:r>
-        <w:rPr>
-          <w:sz w:val="20"/>
-        </w:rPr>
-        <w:t>CCA</w:t>
-      </w:r>
-      <w:proofErr w:type="spellEnd"/>
-      <w:r>
-        <w:rPr>
-          <w:sz w:val="20"/>
-        </w:rPr>
-        <w:t xml:space="preserve"> </w:t>
-      </w:r>
-      <w:r>
-        <w:rPr>
-          <w:sz w:val="20"/>
-        </w:rPr>
-        <w:t>r</w:t>
-      </w:r>
-      <w:r>
-        <w:rPr>
-          <w:sz w:val="20"/>
-        </w:rPr>
-        <w:t>ef</w:t>
-      </w:r>
-      <w:r>
-        <w:rPr>
-          <w:sz w:val="20"/>
-        </w:rPr>
-        <w:t>erence</w:t>
-      </w:r>
-      <w:r>
-        <w:rPr>
-          <w:sz w:val="20"/>
-        </w:rPr>
-        <w:t xml:space="preserve">: </w:t>
-      </w:r>
-      <w:r>
-        <w:rPr>
-          <w:sz w:val="20"/>
-        </w:rPr>
-        <w:fldChar w:fldCharType="begin"/>
-      </w:r>
-      <w:r>
-        <w:rPr>
-          <w:sz w:val="20"/>
-        </w:rPr>
-        <w:instrText xml:space="preserve"> MERGEFIELD  ${workflow.requestId}  \* MERGEFORMAT </w:instrText>
-      </w:r>
-      <w:r>
-        <w:rPr>
-          <w:sz w:val="20"/>
-        </w:rPr>
-        <w:fldChar w:fldCharType="separate"/>
-      </w:r>
-      <w:r>
-        <w:rPr>
-          <w:noProof/>
-          <w:sz w:val="20"/>
-        </w:rPr>
-        <w:t>«${workflow.requestId}»</w:t>
-      </w:r>
-      <w:r>
-        <w:rPr>
-          <w:sz w:val="20"/>
+          <w:sz w:val="24"/>
+          <w:szCs w:val="24"/>
         </w:rPr>
         <w:fldChar w:fldCharType="end"/>
       </w:r>
@@ -127,123 +51,121 @@
         <w:autoSpaceDE w:val="0"/>
         <w:autoSpaceDN w:val="0"/>
         <w:adjustRightInd w:val="0"/>
-        <w:rPr>
-          <w:sz w:val="20"/>
-        </w:rPr>
-      </w:pPr>
+        <w:spacing w:before="120"/>
+        <w:rPr>
+          <w:rFonts w:cs="Arial"/>
+          <w:sz w:val="24"/>
+          <w:szCs w:val="24"/>
+        </w:rPr>
+      </w:pPr>
+      <w:bookmarkStart w:id="0" w:name="_Hlk215830121"/>
+      <w:r>
+        <w:rPr>
+          <w:sz w:val="24"/>
+          <w:szCs w:val="24"/>
+        </w:rPr>
+        <w:t>Account reference</w:t>
+      </w:r>
+      <w:r>
+        <w:rPr>
+          <w:sz w:val="24"/>
+          <w:szCs w:val="24"/>
+        </w:rPr>
+        <w:t xml:space="preserve">: </w:t>
+      </w:r>
+      <w:r>
+        <w:rPr>
+          <w:rFonts w:cs="Arial"/>
+          <w:sz w:val="24"/>
+          <w:szCs w:val="24"/>
+        </w:rPr>
+        <w:fldChar w:fldCharType="begin"/>
+      </w:r>
+      <w:r>
+        <w:rPr>
+          <w:rFonts w:cs="Arial"/>
+          <w:sz w:val="24"/>
+          <w:szCs w:val="24"/>
+        </w:rPr>
+        <w:instrText xml:space="preserve"> MERGEFIELD  ${account.targetUnitIdentifier}  \* MERGEFORMAT </w:instrText>
+      </w:r>
+      <w:r>
+        <w:rPr>
+          <w:rFonts w:cs="Arial"/>
+          <w:sz w:val="24"/>
+          <w:szCs w:val="24"/>
+        </w:rPr>
+        <w:fldChar w:fldCharType="separate"/>
+      </w:r>
+      <w:r>
+        <w:rPr>
+          <w:rFonts w:cs="Arial"/>
+          <w:noProof/>
+          <w:sz w:val="24"/>
+          <w:szCs w:val="24"/>
+        </w:rPr>
+        <w:t>«${account.targetUnitIdentifier}»</w:t>
+      </w:r>
+      <w:r>
+        <w:rPr>
+          <w:rFonts w:cs="Arial"/>
+          <w:sz w:val="24"/>
+          <w:szCs w:val="24"/>
+        </w:rPr>
+        <w:fldChar w:fldCharType="end"/>
+      </w:r>
     </w:p>
     <w:p>
       <w:pPr>
         <w:autoSpaceDE w:val="0"/>
         <w:autoSpaceDN w:val="0"/>
         <w:adjustRightInd w:val="0"/>
-        <w:rPr>
-          <w:rFonts w:cs="Arial"/>
-          <w:sz w:val="20"/>
-        </w:rPr>
-      </w:pPr>
-      <w:r>
-        <w:rPr>
-          <w:sz w:val="20"/>
-        </w:rPr>
-        <w:t>Agreement identifier</w:t>
-      </w:r>
-      <w:r>
-        <w:rPr>
-          <w:sz w:val="20"/>
-        </w:rPr>
-        <w:t xml:space="preserve">: </w:t>
-      </w:r>
-      <w:r>
-        <w:rPr>
-          <w:rFonts w:cs="Arial"/>
-          <w:sz w:val="20"/>
+        <w:spacing w:before="120"/>
+        <w:rPr>
+          <w:sz w:val="24"/>
+          <w:szCs w:val="24"/>
+        </w:rPr>
+      </w:pPr>
+      <w:r>
+        <w:rPr>
+          <w:sz w:val="24"/>
+          <w:szCs w:val="24"/>
+        </w:rPr>
+        <w:t xml:space="preserve">Operator name: </w:t>
+      </w:r>
+      <w:r>
+        <w:rPr>
+          <w:sz w:val="24"/>
+          <w:szCs w:val="24"/>
         </w:rPr>
         <w:fldChar w:fldCharType="begin"/>
       </w:r>
       <w:r>
         <w:rPr>
-          <w:rFonts w:cs="Arial"/>
-          <w:sz w:val="20"/>
-        </w:rPr>
-        <w:instrText xml:space="preserve"> MERGEFIELD  ${account.targetUnitIdentifier}  \* MERGEFORMAT </w:instrText>
-      </w:r>
-      <w:r>
-        <w:rPr>
-          <w:rFonts w:cs="Arial"/>
-          <w:sz w:val="20"/>
+          <w:sz w:val="24"/>
+          <w:szCs w:val="24"/>
+        </w:rPr>
+        <w:instrText xml:space="preserve"> MERGEFIELD  ${account.name}  \* MERGEFORMAT </w:instrText>
+      </w:r>
+      <w:r>
+        <w:rPr>
+          <w:sz w:val="24"/>
+          <w:szCs w:val="24"/>
         </w:rPr>
         <w:fldChar w:fldCharType="separate"/>
       </w:r>
       <w:r>
         <w:rPr>
-          <w:rFonts w:cs="Arial"/>
           <w:noProof/>
-          <w:sz w:val="20"/>
-        </w:rPr>
-        <w:t>«${account.targetUnitIdentifier}»</w:t>
-      </w:r>
-      <w:r>
-        <w:rPr>
-          <w:rFonts w:cs="Arial"/>
-          <w:sz w:val="20"/>
-        </w:rPr>
-        <w:fldChar w:fldCharType="end"/>
-      </w:r>
-      <w:r>
-        <w:rPr>
-          <w:rFonts w:cs="Arial"/>
-          <w:sz w:val="20"/>
-        </w:rPr>
-        <w:t xml:space="preserve"> </w:t>
-      </w:r>
-      <w:r>
-        <w:rPr>
-          <w:rFonts w:cs="Arial"/>
-          <w:sz w:val="20"/>
-        </w:rPr>
-        <w:t>CCA3 Underlying Agreement</w:t>
-      </w:r>
-      <w:r>
-        <w:rPr>
-          <w:rFonts w:cs="Arial"/>
-          <w:sz w:val="20"/>
-        </w:rPr>
-        <w:t xml:space="preserve"> </w:t>
-      </w:r>
-      <w:r>
-        <w:rPr>
-          <w:rFonts w:cs="Arial"/>
-          <w:sz w:val="20"/>
-        </w:rPr>
-        <w:fldChar w:fldCharType="begin"/>
-      </w:r>
-      <w:r>
-        <w:rPr>
-          <w:rFonts w:cs="Arial"/>
-          <w:sz w:val="20"/>
-        </w:rPr>
-        <w:instrText xml:space="preserve"> MERGEFIELD  ${params.version}  \* MERGEFORMAT </w:instrText>
-      </w:r>
-      <w:r>
-        <w:rPr>
-          <w:rFonts w:cs="Arial"/>
-          <w:sz w:val="20"/>
-        </w:rPr>
-        <w:fldChar w:fldCharType="separate"/>
-      </w:r>
-      <w:r>
-        <w:rPr>
-          <w:rFonts w:cs="Arial"/>
-          <w:noProof/>
-          <w:sz w:val="20"/>
-        </w:rPr>
-        <w:t>«${params.version}»</w:t>
-      </w:r>
-      <w:r>
-        <w:rPr>
-          <w:rFonts w:cs="Arial"/>
-          <w:sz w:val="20"/>
+          <w:sz w:val="24"/>
+          <w:szCs w:val="24"/>
+        </w:rPr>
+        <w:t>«${account.name}»</w:t>
+      </w:r>
+      <w:r>
+        <w:rPr>
+          <w:sz w:val="24"/>
+          <w:szCs w:val="24"/>
         </w:rPr>
         <w:fldChar w:fldCharType="end"/>
       </w:r>
@@ -251,89 +173,75 @@
     <w:p>
       <w:pPr>
         <w:rPr>
-          <w:sz w:val="20"/>
-        </w:rPr>
-      </w:pPr>
-      <w:r>
-        <w:rPr>
-          <w:sz w:val="20"/>
-        </w:rPr>
-        <w:t xml:space="preserve">Operator name: </w:t>
-      </w:r>
-      <w:r>
-        <w:rPr>
-          <w:sz w:val="20"/>
+          <w:sz w:val="24"/>
+          <w:szCs w:val="24"/>
+        </w:rPr>
+      </w:pPr>
+      <w:r>
+        <w:rPr>
+          <w:sz w:val="24"/>
+          <w:szCs w:val="24"/>
+        </w:rPr>
+        <w:t xml:space="preserve">Company number: </w:t>
+      </w:r>
+      <w:r>
+        <w:rPr>
+          <w:sz w:val="24"/>
+          <w:szCs w:val="24"/>
         </w:rPr>
         <w:fldChar w:fldCharType="begin"/>
       </w:r>
       <w:r>
         <w:rPr>
-          <w:sz w:val="20"/>
-        </w:rPr>
-        <w:instrText xml:space="preserve"> MERGEFIELD  ${account.name}  \* MERGEFORMAT </w:instrText>
-      </w:r>
-      <w:r>
-        <w:rPr>
-          <w:sz w:val="20"/>
+          <w:sz w:val="24"/>
+          <w:szCs w:val="24"/>
+        </w:rPr>
+        <w:instrText xml:space="preserve"> MERGEFIELD  ${(account.companyRegistrationNumber)!}  \* MERGEFORMAT </w:instrText>
+      </w:r>
+      <w:r>
+        <w:rPr>
+          <w:sz w:val="24"/>
+          <w:szCs w:val="24"/>
         </w:rPr>
         <w:fldChar w:fldCharType="separate"/>
       </w:r>
       <w:r>
         <w:rPr>
           <w:noProof/>
-          <w:sz w:val="20"/>
-        </w:rPr>
-        <w:t>«${account.name}»</w:t>
-      </w:r>
-      <w:r>
-        <w:rPr>
-          <w:sz w:val="20"/>
+          <w:sz w:val="24"/>
+          <w:szCs w:val="24"/>
+        </w:rPr>
+        <w:t>«${(account.companyRegistrationNumber)!}»</w:t>
+      </w:r>
+      <w:r>
+        <w:rPr>
+          <w:sz w:val="24"/>
+          <w:szCs w:val="24"/>
         </w:rPr>
         <w:fldChar w:fldCharType="end"/>
       </w:r>
     </w:p>
     <w:p>
       <w:pPr>
-        <w:rPr>
-          <w:sz w:val="20"/>
-        </w:rPr>
-      </w:pPr>
-      <w:r>
-        <w:rPr>
-          <w:sz w:val="20"/>
-        </w:rPr>
-        <w:t xml:space="preserve">Company number: </w:t>
-      </w:r>
-      <w:r>
-        <w:rPr>
-          <w:sz w:val="20"/>
-        </w:rPr>
-        <w:fldChar w:fldCharType="begin"/>
-      </w:r>
-      <w:r>
-        <w:rPr>
-          <w:sz w:val="20"/>
-        </w:rPr>
-        <w:instrText xml:space="preserve"> MERGEFIELD  ${(account.companyRegistrationNumber)!}  \* MERGEFORMAT </w:instrText>
-      </w:r>
-      <w:r>
-        <w:rPr>
-          <w:sz w:val="20"/>
-        </w:rPr>
-        <w:fldChar w:fldCharType="separate"/>
-      </w:r>
-      <w:r>
-        <w:rPr>
-          <w:noProof/>
-          <w:sz w:val="20"/>
-        </w:rPr>
-        <w:t>«${(account.companyRegistrationNumber)!}»</w:t>
-      </w:r>
-      <w:r>
-        <w:rPr>
-          <w:sz w:val="20"/>
-        </w:rPr>
-        <w:fldChar w:fldCharType="end"/>
+        <w:autoSpaceDE w:val="0"/>
+        <w:autoSpaceDN w:val="0"/>
+        <w:adjustRightInd w:val="0"/>
+        <w:spacing w:before="120"/>
+        <w:rPr>
+          <w:rFonts w:cs="Arial"/>
+          <w:bCs/>
+          <w:sz w:val="24"/>
+          <w:szCs w:val="24"/>
+        </w:rPr>
+      </w:pPr>
+      <w:r>
+        <w:rPr>
+          <w:rFonts w:cs="Arial"/>
+          <w:bCs/>
+          <w:sz w:val="24"/>
+          <w:szCs w:val="24"/>
+        </w:rPr>
+        <w:t>Address for service:</w:t>
       </w:r>
     </w:p>
     <w:p>
@@ -341,16 +249,18 @@
         <w:rPr>
           <w:rFonts w:cs="Arial"/>
           <w:bCs/>
-          <w:sz w:val="20"/>
+          <w:sz w:val="24"/>
+          <w:szCs w:val="24"/>
         </w:rPr>
       </w:pPr>
       <w:r>
         <w:rPr>
           <w:rFonts w:cs="Arial"/>
           <w:bCs/>
-          <w:sz w:val="20"/>
-        </w:rPr>
-        <w:t>Address for service:</w:t>
+          <w:sz w:val="24"/>
+          <w:szCs w:val="24"/>
+        </w:rPr>
+        <w:t>By post:</w:t>
       </w:r>
     </w:p>
     <w:p>
@@ -358,47 +268,34 @@
         <w:rPr>
           <w:rFonts w:cs="Arial"/>
           <w:bCs/>
-          <w:sz w:val="20"/>
+          <w:sz w:val="24"/>
+          <w:szCs w:val="24"/>
         </w:rPr>
       </w:pPr>
       <w:r>
         <w:rPr>
           <w:rFonts w:cs="Arial"/>
           <w:bCs/>
-          <w:sz w:val="20"/>
-        </w:rPr>
-        <w:t>By post:</w:t>
-      </w:r>
-    </w:p>
-    <w:p>
-      <w:pPr>
+          <w:sz w:val="24"/>
+          <w:szCs w:val="24"/>
+        </w:rPr>
+        <w:fldChar w:fldCharType="begin"/>
+      </w:r>
+      <w:r>
         <w:rPr>
           <w:rFonts w:cs="Arial"/>
           <w:bCs/>
-          <w:sz w:val="20"/>
-        </w:rPr>
-      </w:pPr>
+          <w:sz w:val="24"/>
+          <w:szCs w:val="24"/>
+        </w:rPr>
+        <w:instrText xml:space="preserve"> MERGEFIELD  ${account.location}  \* MERGEFORMAT </w:instrText>
+      </w:r>
       <w:r>
         <w:rPr>
           <w:rFonts w:cs="Arial"/>
           <w:bCs/>
-          <w:sz w:val="20"/>
-        </w:rPr>
-        <w:fldChar w:fldCharType="begin"/>
-      </w:r>
-      <w:r>
-        <w:rPr>
-          <w:rFonts w:cs="Arial"/>
-          <w:bCs/>
-          <w:sz w:val="20"/>
-        </w:rPr>
-        <w:instrText xml:space="preserve"> MERGEFIELD  ${account.location}  \* MERGEFORMAT </w:instrText>
-      </w:r>
-      <w:r>
-        <w:rPr>
-          <w:rFonts w:cs="Arial"/>
-          <w:bCs/>
-          <w:sz w:val="20"/>
+          <w:sz w:val="24"/>
+          <w:szCs w:val="24"/>
         </w:rPr>
         <w:fldChar w:fldCharType="separate"/>
       </w:r>
@@ -407,7 +304,8 @@
           <w:rFonts w:cs="Arial"/>
           <w:bCs/>
           <w:noProof/>
-          <w:sz w:val="20"/>
+          <w:sz w:val="24"/>
+          <w:szCs w:val="24"/>
         </w:rPr>
         <w:t>«${account.location}»</w:t>
       </w:r>
@@ -415,7 +313,8 @@
         <w:rPr>
           <w:rFonts w:cs="Arial"/>
           <w:bCs/>
-          <w:sz w:val="20"/>
+          <w:sz w:val="24"/>
+          <w:szCs w:val="24"/>
         </w:rPr>
         <w:fldChar w:fldCharType="end"/>
       </w:r>
@@ -425,14 +324,16 @@
         <w:rPr>
           <w:rFonts w:cs="Arial"/>
           <w:bCs/>
-          <w:sz w:val="20"/>
+          <w:sz w:val="24"/>
+          <w:szCs w:val="24"/>
         </w:rPr>
       </w:pPr>
       <w:r>
         <w:rPr>
           <w:rFonts w:cs="Arial"/>
           <w:bCs/>
-          <w:sz w:val="20"/>
+          <w:sz w:val="24"/>
+          <w:szCs w:val="24"/>
         </w:rPr>
         <w:t>Electronically</w:t>
       </w:r>
@@ -440,7 +341,8 @@
         <w:rPr>
           <w:rFonts w:cs="Arial"/>
           <w:bCs/>
-          <w:sz w:val="20"/>
+          <w:sz w:val="24"/>
+          <w:szCs w:val="24"/>
         </w:rPr>
         <w:t>:</w:t>
       </w:r>
@@ -448,95 +350,96 @@
     <w:p>
       <w:pPr>
         <w:rPr>
-          <w:sz w:val="20"/>
+          <w:sz w:val="24"/>
+          <w:szCs w:val="24"/>
         </w:rPr>
       </w:pPr>
       <w:r>
         <w:rPr>
           <w:noProof/>
-          <w:sz w:val="20"/>
+          <w:sz w:val="24"/>
+          <w:szCs w:val="24"/>
         </w:rPr>
         <w:fldChar w:fldCharType="begin"/>
       </w:r>
       <w:r>
         <w:rPr>
           <w:noProof/>
-          <w:sz w:val="20"/>
+          <w:sz w:val="24"/>
+          <w:szCs w:val="24"/>
         </w:rPr>
         <w:instrText xml:space="preserve"> MERGEFIELD  ${account.primaryContactEmail}  \* MERGEFORMAT </w:instrText>
       </w:r>
       <w:r>
         <w:rPr>
           <w:noProof/>
-          <w:sz w:val="20"/>
+          <w:sz w:val="24"/>
+          <w:szCs w:val="24"/>
         </w:rPr>
         <w:fldChar w:fldCharType="separate"/>
       </w:r>
       <w:r>
         <w:rPr>
           <w:noProof/>
-          <w:sz w:val="20"/>
+          <w:sz w:val="24"/>
+          <w:szCs w:val="24"/>
         </w:rPr>
         <w:t>«${account.primaryContactEmail}»</w:t>
       </w:r>
       <w:r>
         <w:rPr>
           <w:noProof/>
-          <w:sz w:val="20"/>
+          <w:sz w:val="24"/>
+          <w:szCs w:val="24"/>
         </w:rPr>
         <w:fldChar w:fldCharType="end"/>
       </w:r>
+    </w:p>
+    <w:bookmarkEnd w:id="0"/>
+    <w:p>
+      <w:pPr>
+        <w:rPr>
+          <w:sz w:val="24"/>
+          <w:szCs w:val="24"/>
+        </w:rPr>
+      </w:pPr>
     </w:p>
     <w:p>
       <w:pPr>
-        <w:rPr>
-          <w:sz w:val="20"/>
-        </w:rPr>
-      </w:pPr>
+        <w:pStyle w:val="Heading1"/>
+        <w:rPr>
+          <w:sz w:val="24"/>
+        </w:rPr>
+      </w:pPr>
+      <w:r>
+        <w:rPr>
+          <w:sz w:val="24"/>
+        </w:rPr>
+        <w:t xml:space="preserve">The Climate Change Agreements (Administration) Regulations 2012 (As amended) </w:t>
+      </w:r>
+      <w:r>
+        <w:rPr>
+          <w:sz w:val="24"/>
+        </w:rPr>
+        <w:t>(“THE REGULATIONS”)</w:t>
+      </w:r>
     </w:p>
     <w:p>
       <w:pPr>
-        <w:pStyle w:val="Heading1"/>
-        <w:rPr>
-          <w:sz w:val="20"/>
-          <w:szCs w:val="20"/>
-        </w:rPr>
-      </w:pPr>
-      <w:r>
-        <w:rPr>
-          <w:sz w:val="20"/>
-          <w:szCs w:val="20"/>
-        </w:rPr>
-        <w:t xml:space="preserve">The Climate Change Agreements (Administration) Regulations 2012 (As amended) </w:t>
-      </w:r>
-      <w:r>
-        <w:rPr>
-          <w:sz w:val="20"/>
-          <w:szCs w:val="20"/>
-        </w:rPr>
-        <w:t>(“THE REGULATIONS”)</w:t>
-      </w:r>
-    </w:p>
-    <w:p>
-      <w:pPr>
-        <w:rPr>
-          <w:sz w:val="20"/>
-        </w:rPr>
-      </w:pPr>
-    </w:p>
-    <w:p>
-      <w:pPr>
         <w:spacing w:before="120"/>
         <w:rPr>
           <w:rFonts w:cs="Arial"/>
           <w:bCs/>
-          <w:sz w:val="20"/>
+          <w:sz w:val="24"/>
+          <w:szCs w:val="24"/>
           <w:lang w:val="en-US"/>
         </w:rPr>
       </w:pPr>
-      <w:r>
-        <w:rPr>
-          <w:sz w:val="20"/>
+      <w:bookmarkStart w:id="1" w:name="_Hlk215830201"/>
+      <w:r>
+        <w:rPr>
+          <w:sz w:val="24"/>
+          <w:szCs w:val="24"/>
         </w:rPr>
         <w:t xml:space="preserve">Dear </w:t>
       </w:r>
@@ -544,7 +447,8 @@
         <w:rPr>
           <w:rFonts w:cs="Arial"/>
           <w:bCs/>
-          <w:sz w:val="20"/>
+          <w:sz w:val="24"/>
+          <w:szCs w:val="24"/>
         </w:rPr>
         <w:fldChar w:fldCharType="begin"/>
       </w:r>
@@ -552,7 +456,8 @@
         <w:rPr>
           <w:rFonts w:cs="Arial"/>
           <w:bCs/>
-          <w:sz w:val="20"/>
+          <w:sz w:val="24"/>
+          <w:szCs w:val="24"/>
         </w:rPr>
         <w:instrText xml:space="preserve"> MERGEFIELD  ${account.primaryContact}  \* MERGEFORMAT </w:instrText>
       </w:r>
@@ -560,7 +465,8 @@
         <w:rPr>
           <w:rFonts w:cs="Arial"/>
           <w:bCs/>
-          <w:sz w:val="20"/>
+          <w:sz w:val="24"/>
+          <w:szCs w:val="24"/>
         </w:rPr>
         <w:fldChar w:fldCharType="separate"/>
       </w:r>
@@ -569,7 +475,8 @@
           <w:rFonts w:cs="Arial"/>
           <w:bCs/>
           <w:noProof/>
-          <w:sz w:val="20"/>
+          <w:sz w:val="24"/>
+          <w:szCs w:val="24"/>
         </w:rPr>
         <w:t>«${account.primaryContact}»</w:t>
       </w:r>
@@ -577,15 +484,18 @@
         <w:rPr>
           <w:rFonts w:cs="Arial"/>
           <w:bCs/>
-          <w:sz w:val="20"/>
+          <w:sz w:val="24"/>
+          <w:szCs w:val="24"/>
         </w:rPr>
         <w:fldChar w:fldCharType="end"/>
       </w:r>
+      <w:bookmarkEnd w:id="1"/>
       <w:r>
         <w:rPr>
           <w:rFonts w:cs="Arial"/>
           <w:bCs/>
-          <w:sz w:val="20"/>
+          <w:sz w:val="24"/>
+          <w:szCs w:val="24"/>
         </w:rPr>
         <w:t>,</w:t>
       </w:r>
@@ -593,7 +503,8 @@
         <w:rPr>
           <w:rFonts w:cs="Arial"/>
           <w:bCs/>
-          <w:sz w:val="20"/>
+          <w:sz w:val="24"/>
+          <w:szCs w:val="24"/>
           <w:lang w:val="en-US"/>
         </w:rPr>
         <w:t xml:space="preserve"> </w:t>
@@ -601,190 +512,224 @@
     </w:p>
     <w:p>
       <w:pPr>
-        <w:rPr>
-          <w:sz w:val="20"/>
-        </w:rPr>
-      </w:pPr>
+        <w:spacing w:before="120"/>
+        <w:rPr>
+          <w:sz w:val="24"/>
+          <w:szCs w:val="24"/>
+        </w:rPr>
+      </w:pPr>
+      <w:r>
+        <w:rPr>
+          <w:sz w:val="24"/>
+          <w:szCs w:val="24"/>
+        </w:rPr>
+        <w:t xml:space="preserve">We are writing to inform </w:t>
+      </w:r>
+      <w:bookmarkStart w:id="2" w:name="_Hlk215830213"/>
+      <w:r>
+        <w:rPr>
+          <w:sz w:val="24"/>
+          <w:szCs w:val="24"/>
+        </w:rPr>
+        <w:fldChar w:fldCharType="begin"/>
+      </w:r>
+      <w:r>
+        <w:rPr>
+          <w:sz w:val="24"/>
+          <w:szCs w:val="24"/>
+        </w:rPr>
+        <w:instrText xml:space="preserve"> MERGEFIELD  ${account.name}  \* MERGEFORMAT </w:instrText>
+      </w:r>
+      <w:r>
+        <w:rPr>
+          <w:sz w:val="24"/>
+          <w:szCs w:val="24"/>
+        </w:rPr>
+        <w:fldChar w:fldCharType="separate"/>
+      </w:r>
+      <w:r>
+        <w:rPr>
+          <w:noProof/>
+          <w:sz w:val="24"/>
+          <w:szCs w:val="24"/>
+        </w:rPr>
+        <w:t>«${account.name}»</w:t>
+      </w:r>
+      <w:r>
+        <w:rPr>
+          <w:sz w:val="24"/>
+          <w:szCs w:val="24"/>
+        </w:rPr>
+        <w:fldChar w:fldCharType="end"/>
+      </w:r>
+      <w:r>
+        <w:rPr>
+          <w:sz w:val="24"/>
+          <w:szCs w:val="24"/>
+        </w:rPr>
+        <w:t xml:space="preserve"> </w:t>
+      </w:r>
+      <w:bookmarkEnd w:id="2"/>
+      <w:r>
+        <w:rPr>
+          <w:sz w:val="24"/>
+          <w:szCs w:val="24"/>
+        </w:rPr>
+        <w:t xml:space="preserve">("you") that </w:t>
+      </w:r>
+      <w:r>
+        <w:rPr>
+          <w:sz w:val="24"/>
+          <w:szCs w:val="24"/>
+        </w:rPr>
+        <w:t>we are exercising our powers</w:t>
+      </w:r>
+      <w:r>
+        <w:rPr>
+          <w:sz w:val="24"/>
+          <w:szCs w:val="24"/>
+        </w:rPr>
+        <w:t xml:space="preserve"> under regulation </w:t>
+      </w:r>
+      <w:r>
+        <w:rPr>
+          <w:sz w:val="24"/>
+          <w:szCs w:val="24"/>
+        </w:rPr>
+        <w:t>14A</w:t>
+      </w:r>
+      <w:r>
+        <w:rPr>
+          <w:sz w:val="24"/>
+          <w:szCs w:val="24"/>
+        </w:rPr>
+        <w:t xml:space="preserve"> </w:t>
+      </w:r>
+      <w:r>
+        <w:rPr>
+          <w:sz w:val="24"/>
+          <w:szCs w:val="24"/>
+        </w:rPr>
+        <w:t>and</w:t>
+      </w:r>
+      <w:r>
+        <w:rPr>
+          <w:sz w:val="24"/>
+          <w:szCs w:val="24"/>
+        </w:rPr>
+        <w:t xml:space="preserve"> are </w:t>
+      </w:r>
+      <w:r>
+        <w:rPr>
+          <w:sz w:val="24"/>
+          <w:szCs w:val="24"/>
+        </w:rPr>
+        <w:t>vary</w:t>
+      </w:r>
+      <w:r>
+        <w:rPr>
+          <w:sz w:val="24"/>
+          <w:szCs w:val="24"/>
+        </w:rPr>
+        <w:t>ing</w:t>
+      </w:r>
+      <w:r>
+        <w:rPr>
+          <w:sz w:val="24"/>
+          <w:szCs w:val="24"/>
+        </w:rPr>
+        <w:t xml:space="preserve"> </w:t>
+      </w:r>
+      <w:r>
+        <w:rPr>
+          <w:sz w:val="24"/>
+          <w:szCs w:val="24"/>
+        </w:rPr>
+        <w:t>your</w:t>
+      </w:r>
+      <w:r>
+        <w:rPr>
+          <w:sz w:val="24"/>
+          <w:szCs w:val="24"/>
+        </w:rPr>
+        <w:t xml:space="preserve"> u</w:t>
+      </w:r>
+      <w:r>
+        <w:rPr>
+          <w:sz w:val="24"/>
+          <w:szCs w:val="24"/>
+        </w:rPr>
+        <w:t>nderlying</w:t>
+      </w:r>
+      <w:r>
+        <w:rPr>
+          <w:sz w:val="24"/>
+          <w:szCs w:val="24"/>
+        </w:rPr>
+        <w:t xml:space="preserve"> a</w:t>
+      </w:r>
+      <w:r>
+        <w:rPr>
+          <w:sz w:val="24"/>
+          <w:szCs w:val="24"/>
+        </w:rPr>
+        <w:t>greement</w:t>
+      </w:r>
+      <w:r>
+        <w:rPr>
+          <w:sz w:val="24"/>
+          <w:szCs w:val="24"/>
+        </w:rPr>
+        <w:t xml:space="preserve"> to change the terms that must be included in </w:t>
+      </w:r>
+      <w:r>
+        <w:rPr>
+          <w:sz w:val="24"/>
+          <w:szCs w:val="24"/>
+        </w:rPr>
+        <w:t>that</w:t>
+      </w:r>
+      <w:r>
+        <w:rPr>
+          <w:sz w:val="24"/>
+          <w:szCs w:val="24"/>
+        </w:rPr>
+        <w:t xml:space="preserve"> agreement.</w:t>
+      </w:r>
+      <w:r>
+        <w:rPr>
+          <w:sz w:val="24"/>
+          <w:szCs w:val="24"/>
+        </w:rPr>
+        <w:t xml:space="preserve">  </w:t>
+      </w:r>
     </w:p>
     <w:p>
       <w:pPr>
-        <w:rPr>
-          <w:sz w:val="20"/>
-        </w:rPr>
-      </w:pPr>
-      <w:r>
-        <w:rPr>
-          <w:sz w:val="20"/>
-        </w:rPr>
-        <w:t xml:space="preserve">We are writing to inform </w:t>
-      </w:r>
-      <w:r>
-        <w:rPr>
-          <w:sz w:val="20"/>
-        </w:rPr>
-        <w:fldChar w:fldCharType="begin"/>
-      </w:r>
-      <w:r>
-        <w:rPr>
-          <w:sz w:val="20"/>
-        </w:rPr>
-        <w:instrText xml:space="preserve"> MERGEFIELD  ${account.name}  \* MERGEFORMAT </w:instrText>
-      </w:r>
-      <w:r>
-        <w:rPr>
-          <w:sz w:val="20"/>
-        </w:rPr>
-        <w:fldChar w:fldCharType="separate"/>
-      </w:r>
-      <w:r>
-        <w:rPr>
-          <w:noProof/>
-          <w:sz w:val="20"/>
-        </w:rPr>
-        <w:t>«${account.name}»</w:t>
-      </w:r>
-      <w:r>
-        <w:rPr>
-          <w:sz w:val="20"/>
-        </w:rPr>
-        <w:fldChar w:fldCharType="end"/>
-      </w:r>
-      <w:r>
-        <w:rPr>
-          <w:sz w:val="20"/>
-        </w:rPr>
-        <w:t xml:space="preserve"> ("you") that </w:t>
-      </w:r>
-      <w:r>
-        <w:rPr>
-          <w:sz w:val="20"/>
-        </w:rPr>
-        <w:t>we are exercising our powers</w:t>
-      </w:r>
-      <w:r>
-        <w:rPr>
-          <w:sz w:val="20"/>
-        </w:rPr>
-        <w:t xml:space="preserve"> under regulation </w:t>
-      </w:r>
-      <w:r>
-        <w:rPr>
-          <w:sz w:val="20"/>
-        </w:rPr>
-        <w:t>14A</w:t>
-      </w:r>
-      <w:r>
-        <w:rPr>
-          <w:sz w:val="20"/>
-        </w:rPr>
-        <w:t xml:space="preserve"> </w:t>
-      </w:r>
-      <w:r>
-        <w:rPr>
-          <w:sz w:val="20"/>
-        </w:rPr>
-        <w:t>and</w:t>
-      </w:r>
-      <w:r>
-        <w:rPr>
-          <w:sz w:val="20"/>
-        </w:rPr>
-        <w:t xml:space="preserve"> are </w:t>
-      </w:r>
-      <w:r>
-        <w:rPr>
-          <w:sz w:val="20"/>
-        </w:rPr>
-        <w:t>vary</w:t>
-      </w:r>
-      <w:r>
-        <w:rPr>
-          <w:sz w:val="20"/>
-        </w:rPr>
-        <w:t>ing</w:t>
-      </w:r>
-      <w:r>
-        <w:rPr>
-          <w:sz w:val="20"/>
-        </w:rPr>
-        <w:t xml:space="preserve"> </w:t>
-      </w:r>
-      <w:r>
-        <w:rPr>
-          <w:sz w:val="20"/>
-        </w:rPr>
-        <w:t>your</w:t>
-      </w:r>
-      <w:r>
-        <w:rPr>
-          <w:sz w:val="20"/>
-        </w:rPr>
-        <w:t xml:space="preserve"> u</w:t>
-      </w:r>
-      <w:r>
-        <w:rPr>
-          <w:sz w:val="20"/>
-        </w:rPr>
-        <w:t>nderlying</w:t>
-      </w:r>
-      <w:r>
-        <w:rPr>
-          <w:sz w:val="20"/>
-        </w:rPr>
-        <w:t xml:space="preserve"> a</w:t>
-      </w:r>
-      <w:r>
-        <w:rPr>
-          <w:sz w:val="20"/>
-        </w:rPr>
-        <w:t>greement</w:t>
-      </w:r>
-      <w:r>
-        <w:rPr>
-          <w:sz w:val="20"/>
-        </w:rPr>
-        <w:t xml:space="preserve"> to change the terms that must be included in </w:t>
-      </w:r>
-      <w:r>
-        <w:rPr>
-          <w:sz w:val="20"/>
-        </w:rPr>
-        <w:t>that</w:t>
-      </w:r>
-      <w:r>
-        <w:rPr>
-          <w:sz w:val="20"/>
-        </w:rPr>
-        <w:t xml:space="preserve"> agreement.</w:t>
-      </w:r>
-      <w:r>
-        <w:rPr>
-          <w:sz w:val="20"/>
-        </w:rPr>
-        <w:t xml:space="preserve">  </w:t>
-      </w:r>
-    </w:p>
-    <w:p>
-      <w:pPr>
-        <w:rPr>
-          <w:sz w:val="20"/>
-        </w:rPr>
-      </w:pPr>
-      <w:r>
-        <w:rPr>
-          <w:sz w:val="20"/>
+        <w:spacing w:before="120"/>
+        <w:rPr>
+          <w:sz w:val="24"/>
+          <w:szCs w:val="24"/>
+        </w:rPr>
+      </w:pPr>
+      <w:r>
+        <w:rPr>
+          <w:sz w:val="24"/>
+          <w:szCs w:val="24"/>
         </w:rPr>
         <w:t>The changes</w:t>
       </w:r>
       <w:r>
         <w:rPr>
-          <w:sz w:val="20"/>
-        </w:rPr>
-        <w:t xml:space="preserve"> serve to</w:t>
-      </w:r>
-      <w:r>
-        <w:rPr>
-          <w:sz w:val="20"/>
+          <w:sz w:val="24"/>
+          <w:szCs w:val="24"/>
+        </w:rPr>
+        <w:t xml:space="preserve"> we are making</w:t>
+      </w:r>
+      <w:r>
+        <w:rPr>
+          <w:sz w:val="24"/>
+          <w:szCs w:val="24"/>
         </w:rPr>
         <w:t>:</w:t>
       </w:r>
@@ -797,44 +742,37 @@
           <w:numId w:val="41"/>
         </w:numPr>
         <w:rPr>
-          <w:sz w:val="20"/>
-        </w:rPr>
-      </w:pPr>
-      <w:r>
-        <w:rPr>
-          <w:sz w:val="20"/>
-        </w:rPr>
-        <w:t xml:space="preserve">amend the definitions and rules of the </w:t>
-      </w:r>
-      <w:r>
-        <w:rPr>
-          <w:sz w:val="20"/>
-        </w:rPr>
-        <w:t xml:space="preserve">underlying </w:t>
-      </w:r>
-      <w:r>
-        <w:rPr>
-          <w:sz w:val="20"/>
-        </w:rPr>
-        <w:t xml:space="preserve">agreement to </w:t>
-      </w:r>
-      <w:r>
-        <w:rPr>
-          <w:sz w:val="20"/>
-        </w:rPr>
-        <w:t xml:space="preserve">reflect </w:t>
-      </w:r>
-      <w:r>
-        <w:rPr>
-          <w:sz w:val="20"/>
-        </w:rPr>
-        <w:t xml:space="preserve">the requirements set out in </w:t>
+          <w:sz w:val="24"/>
+          <w:szCs w:val="24"/>
+        </w:rPr>
+      </w:pPr>
+      <w:r>
+        <w:rPr>
+          <w:sz w:val="24"/>
+          <w:szCs w:val="24"/>
+        </w:rPr>
+        <w:t xml:space="preserve">amend the definitions and rules to </w:t>
+      </w:r>
+      <w:r>
+        <w:rPr>
+          <w:sz w:val="24"/>
+          <w:szCs w:val="24"/>
+        </w:rPr>
+        <w:t xml:space="preserve">deliver the new </w:t>
+      </w:r>
+      <w:r>
+        <w:rPr>
+          <w:sz w:val="24"/>
+          <w:szCs w:val="24"/>
+        </w:rPr>
+        <w:t xml:space="preserve">requirements set out in </w:t>
       </w:r>
       <w:hyperlink r:id="rId11" w:history="1">
         <w:r>
           <w:rPr>
             <w:rStyle w:val="Hyperlink"/>
-            <w:sz w:val="20"/>
+            <w:sz w:val="24"/>
+            <w:szCs w:val="24"/>
           </w:rPr>
           <w:t>The Climate Change Agreements (Administration and Eligible Facilities) (Amendment) Regulations 2025</w:t>
         </w:r>
@@ -847,55 +785,51 @@
           <w:ilvl w:val="0"/>
           <w:numId w:val="41"/>
         </w:numPr>
-        <w:rPr>
-          <w:sz w:val="20"/>
-        </w:rPr>
-      </w:pPr>
-      <w:r>
-        <w:rPr>
-          <w:sz w:val="20"/>
+        <w:spacing w:before="120"/>
+        <w:rPr>
+          <w:sz w:val="24"/>
+          <w:szCs w:val="24"/>
+        </w:rPr>
+      </w:pPr>
+      <w:r>
+        <w:rPr>
+          <w:sz w:val="24"/>
+          <w:szCs w:val="24"/>
         </w:rPr>
         <w:t xml:space="preserve">add </w:t>
       </w:r>
       <w:r>
         <w:rPr>
-          <w:sz w:val="20"/>
-        </w:rPr>
-        <w:t xml:space="preserve">improvement targets </w:t>
-      </w:r>
-      <w:r>
-        <w:rPr>
-          <w:sz w:val="20"/>
-        </w:rPr>
-        <w:t xml:space="preserve">for each facility in your agreement </w:t>
-      </w:r>
-      <w:r>
-        <w:rPr>
-          <w:sz w:val="20"/>
-        </w:rPr>
-        <w:t xml:space="preserve">for </w:t>
-      </w:r>
-      <w:r>
-        <w:rPr>
-          <w:sz w:val="20"/>
-        </w:rPr>
-        <w:t>each</w:t>
-      </w:r>
-      <w:r>
-        <w:rPr>
-          <w:sz w:val="20"/>
-        </w:rPr>
-        <w:t xml:space="preserve"> </w:t>
-      </w:r>
-      <w:r>
-        <w:rPr>
-          <w:sz w:val="20"/>
-        </w:rPr>
-        <w:t>target period</w:t>
-      </w:r>
-      <w:r>
-        <w:rPr>
-          <w:sz w:val="20"/>
+          <w:sz w:val="24"/>
+          <w:szCs w:val="24"/>
+        </w:rPr>
+        <w:t xml:space="preserve">the required </w:t>
+      </w:r>
+      <w:r>
+        <w:rPr>
+          <w:sz w:val="24"/>
+          <w:szCs w:val="24"/>
+        </w:rPr>
+        <w:t xml:space="preserve">improvement target </w:t>
+      </w:r>
+      <w:r>
+        <w:rPr>
+          <w:sz w:val="24"/>
+          <w:szCs w:val="24"/>
+        </w:rPr>
+        <w:t>for each facility</w:t>
+      </w:r>
+      <w:r>
+        <w:rPr>
+          <w:sz w:val="24"/>
+          <w:szCs w:val="24"/>
+        </w:rPr>
+        <w:t>, for each of the following new target periods</w:t>
+      </w:r>
+      <w:r>
+        <w:rPr>
+          <w:sz w:val="24"/>
+          <w:szCs w:val="24"/>
         </w:rPr>
         <w:t>:</w:t>
       </w:r>
@@ -908,12 +842,14 @@
           <w:numId w:val="41"/>
         </w:numPr>
         <w:rPr>
-          <w:sz w:val="20"/>
-        </w:rPr>
-      </w:pPr>
-      <w:r>
-        <w:rPr>
-          <w:sz w:val="20"/>
+          <w:sz w:val="24"/>
+          <w:szCs w:val="24"/>
+        </w:rPr>
+      </w:pPr>
+      <w:r>
+        <w:rPr>
+          <w:sz w:val="24"/>
+          <w:szCs w:val="24"/>
         </w:rPr>
         <w:t>1 January 2026 to 31 December 2026 (TP7)</w:t>
       </w:r>
@@ -926,12 +862,14 @@
           <w:numId w:val="41"/>
         </w:numPr>
         <w:rPr>
-          <w:sz w:val="20"/>
-        </w:rPr>
-      </w:pPr>
-      <w:r>
-        <w:rPr>
-          <w:sz w:val="20"/>
+          <w:sz w:val="24"/>
+          <w:szCs w:val="24"/>
+        </w:rPr>
+      </w:pPr>
+      <w:r>
+        <w:rPr>
+          <w:sz w:val="24"/>
+          <w:szCs w:val="24"/>
         </w:rPr>
         <w:t>1 January 2027 to 31 December 2028 (TP8)</w:t>
       </w:r>
@@ -944,173 +882,405 @@
           <w:numId w:val="41"/>
         </w:numPr>
         <w:rPr>
-          <w:sz w:val="20"/>
-        </w:rPr>
-      </w:pPr>
-      <w:r>
-        <w:rPr>
-          <w:sz w:val="20"/>
+          <w:sz w:val="24"/>
+          <w:szCs w:val="24"/>
+        </w:rPr>
+      </w:pPr>
+      <w:r>
+        <w:rPr>
+          <w:sz w:val="24"/>
+          <w:szCs w:val="24"/>
         </w:rPr>
         <w:t>1 January 2029 to 31 December 2030 (TP9)</w:t>
       </w:r>
     </w:p>
     <w:p>
       <w:pPr>
-        <w:rPr>
-          <w:sz w:val="20"/>
-        </w:rPr>
-      </w:pPr>
+        <w:spacing w:before="120"/>
+        <w:rPr>
+          <w:sz w:val="24"/>
+          <w:szCs w:val="24"/>
+        </w:rPr>
+      </w:pPr>
+      <w:r>
+        <w:rPr>
+          <w:sz w:val="24"/>
+          <w:szCs w:val="24"/>
+        </w:rPr>
+        <w:t xml:space="preserve">These changes will take effect on </w:t>
+      </w:r>
+      <w:r>
+        <w:rPr>
+          <w:bCs/>
+          <w:sz w:val="24"/>
+          <w:szCs w:val="24"/>
+        </w:rPr>
+        <w:t>1 January 2026</w:t>
+      </w:r>
+      <w:r>
+        <w:rPr>
+          <w:sz w:val="24"/>
+          <w:szCs w:val="24"/>
+        </w:rPr>
+        <w:t>.</w:t>
+      </w:r>
     </w:p>
     <w:p>
       <w:pPr>
-        <w:rPr>
-          <w:sz w:val="20"/>
-        </w:rPr>
-      </w:pPr>
-      <w:r>
-        <w:rPr>
-          <w:sz w:val="20"/>
+        <w:spacing w:before="120"/>
+        <w:rPr>
+          <w:sz w:val="24"/>
+          <w:szCs w:val="24"/>
+        </w:rPr>
+      </w:pPr>
+      <w:r>
+        <w:rPr>
+          <w:sz w:val="24"/>
+          <w:szCs w:val="24"/>
         </w:rPr>
         <w:t>We have attached a</w:t>
       </w:r>
       <w:r>
         <w:rPr>
-          <w:sz w:val="20"/>
+          <w:sz w:val="24"/>
+          <w:szCs w:val="24"/>
         </w:rPr>
         <w:t xml:space="preserve"> proposed </w:t>
       </w:r>
       <w:r>
         <w:rPr>
-          <w:sz w:val="20"/>
+          <w:sz w:val="24"/>
+          <w:szCs w:val="24"/>
         </w:rPr>
         <w:t xml:space="preserve">version of your </w:t>
       </w:r>
       <w:r>
         <w:rPr>
-          <w:sz w:val="20"/>
+          <w:sz w:val="24"/>
+          <w:szCs w:val="24"/>
         </w:rPr>
         <w:t xml:space="preserve">new </w:t>
       </w:r>
       <w:r>
         <w:rPr>
-          <w:sz w:val="20"/>
-        </w:rPr>
-        <w:t xml:space="preserve">(CCA3) </w:t>
-      </w:r>
-      <w:r>
-        <w:rPr>
-          <w:sz w:val="20"/>
+          <w:sz w:val="24"/>
+          <w:szCs w:val="24"/>
+        </w:rPr>
+        <w:t>“</w:t>
+      </w:r>
+      <w:r>
+        <w:rPr>
+          <w:sz w:val="24"/>
+          <w:szCs w:val="24"/>
+        </w:rPr>
+        <w:t>CCA3</w:t>
+      </w:r>
+      <w:r>
+        <w:rPr>
+          <w:sz w:val="24"/>
+          <w:szCs w:val="24"/>
+        </w:rPr>
+        <w:t>”</w:t>
+      </w:r>
+      <w:r>
+        <w:rPr>
+          <w:sz w:val="24"/>
+          <w:szCs w:val="24"/>
+        </w:rPr>
+        <w:t xml:space="preserve"> </w:t>
+      </w:r>
+      <w:r>
+        <w:rPr>
+          <w:sz w:val="24"/>
+          <w:szCs w:val="24"/>
         </w:rPr>
         <w:t xml:space="preserve">underlying </w:t>
       </w:r>
       <w:r>
         <w:rPr>
-          <w:sz w:val="20"/>
+          <w:sz w:val="24"/>
+          <w:szCs w:val="24"/>
         </w:rPr>
         <w:t>agreement</w:t>
       </w:r>
       <w:r>
         <w:rPr>
-          <w:sz w:val="20"/>
-        </w:rPr>
-        <w:t xml:space="preserve"> including the above changes</w:t>
-      </w:r>
-      <w:r>
-        <w:rPr>
-          <w:sz w:val="20"/>
+          <w:sz w:val="24"/>
+          <w:szCs w:val="24"/>
+        </w:rPr>
+        <w:t xml:space="preserve"> </w:t>
+      </w:r>
+      <w:r>
+        <w:rPr>
+          <w:sz w:val="24"/>
+          <w:szCs w:val="24"/>
+        </w:rPr>
+        <w:t>in the email message containing this variation notice</w:t>
+      </w:r>
+      <w:r>
+        <w:rPr>
+          <w:sz w:val="24"/>
+          <w:szCs w:val="24"/>
         </w:rPr>
         <w:t>.</w:t>
+      </w:r>
+      <w:r>
+        <w:rPr>
+          <w:sz w:val="24"/>
+          <w:szCs w:val="24"/>
+        </w:rPr>
+        <w:t xml:space="preserve">  </w:t>
+      </w:r>
+      <w:bookmarkStart w:id="3" w:name="_Hlk215829696"/>
+      <w:r>
+        <w:rPr>
+          <w:sz w:val="24"/>
+          <w:szCs w:val="24"/>
+        </w:rPr>
+        <w:t>Your new CCA3 agreement has the following reference:</w:t>
       </w:r>
     </w:p>
     <w:p>
       <w:pPr>
-        <w:rPr>
-          <w:sz w:val="20"/>
-        </w:rPr>
-      </w:pPr>
-      <w:r>
-        <w:rPr>
-          <w:sz w:val="20"/>
-        </w:rPr>
-        <w:t xml:space="preserve">  </w:t>
-      </w:r>
-    </w:p>
-    <w:p>
-      <w:pPr>
-        <w:rPr>
-          <w:sz w:val="20"/>
-        </w:rPr>
-      </w:pPr>
-      <w:r>
-        <w:rPr>
-          <w:sz w:val="20"/>
-        </w:rPr>
-        <w:t>After reviewing the proposed version of your agreement, y</w:t>
-      </w:r>
-      <w:r>
-        <w:rPr>
-          <w:sz w:val="20"/>
-        </w:rPr>
-        <w:t xml:space="preserve">ou </w:t>
-      </w:r>
-      <w:r>
+        <w:pStyle w:val="ListParagraph"/>
+        <w:numPr>
+          <w:ilvl w:val="0"/>
+          <w:numId w:val="42"/>
+        </w:numPr>
+        <w:spacing w:before="120"/>
         <w:rPr>
           <w:b/>
           <w:bCs/>
-          <w:sz w:val="20"/>
+          <w:sz w:val="24"/>
+          <w:szCs w:val="24"/>
+        </w:rPr>
+      </w:pPr>
+      <w:r>
+        <w:rPr>
+          <w:rFonts w:cs="Arial"/>
+          <w:b/>
+          <w:bCs/>
+          <w:sz w:val="24"/>
+          <w:szCs w:val="24"/>
+        </w:rPr>
+        <w:fldChar w:fldCharType="begin"/>
+      </w:r>
+      <w:r>
+        <w:rPr>
+          <w:rFonts w:cs="Arial"/>
+          <w:b/>
+          <w:bCs/>
+          <w:sz w:val="24"/>
+          <w:szCs w:val="24"/>
+        </w:rPr>
+        <w:instrText xml:space="preserve"> MERGEFIELD  ${account.targetUnitIdentifier}  \* MERGEFORMAT </w:instrText>
+      </w:r>
+      <w:r>
+        <w:rPr>
+          <w:rFonts w:cs="Arial"/>
+          <w:b/>
+          <w:bCs/>
+          <w:sz w:val="24"/>
+          <w:szCs w:val="24"/>
+        </w:rPr>
+        <w:fldChar w:fldCharType="separate"/>
+      </w:r>
+      <w:r>
+        <w:rPr>
+          <w:rFonts w:cs="Arial"/>
+          <w:b/>
+          <w:bCs/>
+          <w:noProof/>
+          <w:sz w:val="24"/>
+          <w:szCs w:val="24"/>
+        </w:rPr>
+        <w:t>«${account.targetUnitIdentifier}»</w:t>
+      </w:r>
+      <w:r>
+        <w:rPr>
+          <w:rFonts w:cs="Arial"/>
+          <w:b/>
+          <w:bCs/>
+          <w:sz w:val="24"/>
+          <w:szCs w:val="24"/>
+        </w:rPr>
+        <w:fldChar w:fldCharType="end"/>
+      </w:r>
+      <w:r>
+        <w:rPr>
+          <w:rFonts w:cs="Arial"/>
+          <w:b/>
+          <w:bCs/>
+          <w:sz w:val="24"/>
+          <w:szCs w:val="24"/>
+        </w:rPr>
+        <w:t xml:space="preserve"> CCA3 Underlying Agreement </w:t>
+      </w:r>
+      <w:r>
+        <w:rPr>
+          <w:rFonts w:cs="Arial"/>
+          <w:b/>
+          <w:bCs/>
+          <w:sz w:val="24"/>
+          <w:szCs w:val="24"/>
+        </w:rPr>
+        <w:fldChar w:fldCharType="begin"/>
+      </w:r>
+      <w:r>
+        <w:rPr>
+          <w:rFonts w:cs="Arial"/>
+          <w:b/>
+          <w:bCs/>
+          <w:sz w:val="24"/>
+          <w:szCs w:val="24"/>
+        </w:rPr>
+        <w:instrText xml:space="preserve"> MERGEFIELD  ${params.version}  \* MERGEFORMAT </w:instrText>
+      </w:r>
+      <w:r>
+        <w:rPr>
+          <w:rFonts w:cs="Arial"/>
+          <w:b/>
+          <w:bCs/>
+          <w:sz w:val="24"/>
+          <w:szCs w:val="24"/>
+        </w:rPr>
+        <w:fldChar w:fldCharType="separate"/>
+      </w:r>
+      <w:r>
+        <w:rPr>
+          <w:rFonts w:cs="Arial"/>
+          <w:b/>
+          <w:bCs/>
+          <w:noProof/>
+          <w:sz w:val="24"/>
+          <w:szCs w:val="24"/>
+        </w:rPr>
+        <w:t>«${params.version}»</w:t>
+      </w:r>
+      <w:r>
+        <w:rPr>
+          <w:rFonts w:cs="Arial"/>
+          <w:b/>
+          <w:bCs/>
+          <w:sz w:val="24"/>
+          <w:szCs w:val="24"/>
+        </w:rPr>
+        <w:fldChar w:fldCharType="end"/>
+      </w:r>
+    </w:p>
+    <w:bookmarkEnd w:id="3"/>
+    <w:p>
+      <w:pPr>
+        <w:spacing w:before="120"/>
+        <w:rPr>
+          <w:sz w:val="24"/>
+          <w:szCs w:val="24"/>
+        </w:rPr>
+      </w:pPr>
+      <w:r>
+        <w:rPr>
+          <w:b/>
+          <w:bCs/>
+          <w:sz w:val="24"/>
+          <w:szCs w:val="24"/>
+        </w:rPr>
+        <w:t>Important:</w:t>
+      </w:r>
+      <w:r>
+        <w:rPr>
+          <w:sz w:val="24"/>
+          <w:szCs w:val="24"/>
+        </w:rPr>
+        <w:t xml:space="preserve"> </w:t>
+      </w:r>
+      <w:r>
+        <w:rPr>
+          <w:sz w:val="24"/>
+          <w:szCs w:val="24"/>
+        </w:rPr>
+        <w:t>After reviewing the proposed version of your</w:t>
+      </w:r>
+      <w:r>
+        <w:rPr>
+          <w:sz w:val="24"/>
+          <w:szCs w:val="24"/>
+        </w:rPr>
+        <w:t xml:space="preserve"> CCA3 underlying</w:t>
+      </w:r>
+      <w:r>
+        <w:rPr>
+          <w:sz w:val="24"/>
+          <w:szCs w:val="24"/>
+        </w:rPr>
+        <w:t xml:space="preserve"> agreement, y</w:t>
+      </w:r>
+      <w:r>
+        <w:rPr>
+          <w:sz w:val="24"/>
+          <w:szCs w:val="24"/>
+        </w:rPr>
+        <w:t xml:space="preserve">ou </w:t>
+      </w:r>
+      <w:r>
+        <w:rPr>
+          <w:b/>
+          <w:bCs/>
+          <w:sz w:val="24"/>
+          <w:szCs w:val="24"/>
         </w:rPr>
         <w:t>must</w:t>
       </w:r>
       <w:r>
         <w:rPr>
-          <w:sz w:val="20"/>
+          <w:sz w:val="24"/>
+          <w:szCs w:val="24"/>
         </w:rPr>
         <w:t xml:space="preserve"> </w:t>
       </w:r>
       <w:r>
         <w:rPr>
-          <w:sz w:val="20"/>
+          <w:sz w:val="24"/>
+          <w:szCs w:val="24"/>
         </w:rPr>
         <w:t xml:space="preserve">provide your assent to this variation </w:t>
       </w:r>
       <w:r>
         <w:rPr>
-          <w:sz w:val="20"/>
+          <w:sz w:val="24"/>
+          <w:szCs w:val="24"/>
         </w:rPr>
         <w:t xml:space="preserve">notice </w:t>
       </w:r>
       <w:r>
         <w:rPr>
-          <w:sz w:val="20"/>
+          <w:sz w:val="24"/>
+          <w:szCs w:val="24"/>
         </w:rPr>
         <w:t>within 20 working days</w:t>
       </w:r>
       <w:r>
         <w:rPr>
-          <w:sz w:val="20"/>
+          <w:sz w:val="24"/>
+          <w:szCs w:val="24"/>
         </w:rPr>
         <w:t>.</w:t>
       </w:r>
-    </w:p>
-    <w:p>
-      <w:pPr>
-        <w:rPr>
-          <w:sz w:val="20"/>
-        </w:rPr>
-      </w:pPr>
     </w:p>
     <w:p>
       <w:pPr>
         <w:autoSpaceDE w:val="0"/>
         <w:autoSpaceDN w:val="0"/>
         <w:adjustRightInd w:val="0"/>
-        <w:rPr>
-          <w:sz w:val="20"/>
-        </w:rPr>
-      </w:pPr>
-      <w:r>
-        <w:rPr>
-          <w:sz w:val="20"/>
+        <w:spacing w:before="120"/>
+        <w:rPr>
+          <w:sz w:val="24"/>
+          <w:szCs w:val="24"/>
+        </w:rPr>
+      </w:pPr>
+      <w:r>
+        <w:rPr>
+          <w:sz w:val="24"/>
+          <w:szCs w:val="24"/>
         </w:rPr>
         <w:t xml:space="preserve">To do this, please send an email to </w:t>
       </w:r>
@@ -1118,270 +1288,266 @@
         <w:r>
           <w:rPr>
             <w:rStyle w:val="Hyperlink"/>
-            <w:sz w:val="20"/>
+            <w:sz w:val="24"/>
+            <w:szCs w:val="24"/>
           </w:rPr>
           <w:t>cca-targetunit@environment-agency.gov.uk</w:t>
         </w:r>
       </w:hyperlink>
       <w:r>
         <w:rPr>
-          <w:sz w:val="20"/>
-        </w:rPr>
-        <w:t xml:space="preserve">, including your agreement identifier </w:t>
-      </w:r>
-      <w:r>
-        <w:rPr>
-          <w:sz w:val="20"/>
-        </w:rPr>
-        <w:t xml:space="preserve">(see above) </w:t>
-      </w:r>
-      <w:r>
-        <w:rPr>
-          <w:sz w:val="20"/>
-        </w:rPr>
-        <w:t>in the subject line</w:t>
-      </w:r>
-      <w:r>
-        <w:rPr>
-          <w:sz w:val="20"/>
-        </w:rPr>
-        <w:t>,</w:t>
-      </w:r>
-      <w:r>
-        <w:rPr>
-          <w:sz w:val="20"/>
-        </w:rPr>
-        <w:t xml:space="preserve"> </w:t>
-      </w:r>
-      <w:r>
-        <w:rPr>
-          <w:sz w:val="20"/>
+          <w:sz w:val="24"/>
+          <w:szCs w:val="24"/>
+        </w:rPr>
+        <w:t xml:space="preserve">, </w:t>
+      </w:r>
+      <w:r>
+        <w:rPr>
+          <w:sz w:val="24"/>
+          <w:szCs w:val="24"/>
+        </w:rPr>
+        <w:t xml:space="preserve">with the above </w:t>
+      </w:r>
+      <w:r>
+        <w:rPr>
+          <w:sz w:val="24"/>
+          <w:szCs w:val="24"/>
+        </w:rPr>
+        <w:t xml:space="preserve">agreement </w:t>
+      </w:r>
+      <w:r>
+        <w:rPr>
+          <w:sz w:val="24"/>
+          <w:szCs w:val="24"/>
+        </w:rPr>
+        <w:t xml:space="preserve">reference </w:t>
+      </w:r>
+      <w:r>
+        <w:rPr>
+          <w:sz w:val="24"/>
+          <w:szCs w:val="24"/>
+        </w:rPr>
+        <w:t xml:space="preserve">in the subject line, </w:t>
+      </w:r>
+      <w:r>
+        <w:rPr>
+          <w:sz w:val="24"/>
+          <w:szCs w:val="24"/>
         </w:rPr>
         <w:t xml:space="preserve">and a statement </w:t>
       </w:r>
       <w:r>
         <w:rPr>
-          <w:sz w:val="20"/>
-        </w:rPr>
-        <w:t>confirming that you would like to proceed with incl</w:t>
-      </w:r>
-      <w:r>
-        <w:rPr>
-          <w:sz w:val="20"/>
-        </w:rPr>
-        <w:t xml:space="preserve">usion </w:t>
-      </w:r>
-      <w:r>
-        <w:rPr>
-          <w:sz w:val="20"/>
-        </w:rPr>
-        <w:t xml:space="preserve">in the scheme.  </w:t>
-      </w:r>
-      <w:r>
-        <w:rPr>
-          <w:sz w:val="20"/>
-        </w:rPr>
-        <w:t>W</w:t>
-      </w:r>
-      <w:r>
-        <w:rPr>
-          <w:sz w:val="20"/>
-        </w:rPr>
-        <w:t xml:space="preserve">e can only accept an </w:t>
-      </w:r>
-      <w:r>
-        <w:rPr>
-          <w:sz w:val="20"/>
-        </w:rPr>
-        <w:t xml:space="preserve">email </w:t>
-      </w:r>
-      <w:r>
-        <w:rPr>
-          <w:sz w:val="20"/>
-        </w:rPr>
-        <w:t>assent from the Responsible Person and th</w:t>
-      </w:r>
-      <w:r>
-        <w:rPr>
-          <w:sz w:val="20"/>
-        </w:rPr>
-        <w:t>at</w:t>
-      </w:r>
-      <w:r>
-        <w:rPr>
-          <w:sz w:val="20"/>
-        </w:rPr>
-        <w:t xml:space="preserve"> email must be sent from the following email address:</w:t>
-      </w:r>
-      <w:r>
-        <w:rPr>
-          <w:sz w:val="20"/>
-        </w:rPr>
-        <w:t xml:space="preserve"> </w:t>
-      </w:r>
-      <w:r>
-        <w:rPr>
-          <w:sz w:val="20"/>
-        </w:rPr>
-        <w:fldChar w:fldCharType="begin"/>
-      </w:r>
-      <w:r>
-        <w:rPr>
-          <w:sz w:val="20"/>
-        </w:rPr>
-        <w:instrText xml:space="preserve"> MERGEFIELD  ${account.primaryContactEmail}  \* MERGEFORMAT </w:instrText>
-      </w:r>
-      <w:r>
-        <w:rPr>
-          <w:sz w:val="20"/>
-        </w:rPr>
-        <w:fldChar w:fldCharType="separate"/>
-      </w:r>
-      <w:r>
-        <w:rPr>
-          <w:noProof/>
-          <w:sz w:val="20"/>
-        </w:rPr>
-        <w:t>«${account.primaryContactEmail}»</w:t>
-      </w:r>
-      <w:r>
-        <w:rPr>
-          <w:sz w:val="20"/>
-        </w:rPr>
-        <w:fldChar w:fldCharType="end"/>
+          <w:sz w:val="24"/>
+          <w:szCs w:val="24"/>
+        </w:rPr>
+        <w:t>confirming that you would like to proceed with inclusion in the scheme.</w:t>
       </w:r>
     </w:p>
     <w:p>
       <w:pPr>
-        <w:rPr>
-          <w:sz w:val="20"/>
-        </w:rPr>
-      </w:pPr>
+        <w:autoSpaceDE w:val="0"/>
+        <w:autoSpaceDN w:val="0"/>
+        <w:adjustRightInd w:val="0"/>
+        <w:spacing w:before="120"/>
+        <w:rPr>
+          <w:sz w:val="24"/>
+          <w:szCs w:val="24"/>
+        </w:rPr>
+      </w:pPr>
+      <w:r>
+        <w:rPr>
+          <w:sz w:val="24"/>
+          <w:szCs w:val="24"/>
+        </w:rPr>
+        <w:t>W</w:t>
+      </w:r>
+      <w:r>
+        <w:rPr>
+          <w:sz w:val="24"/>
+          <w:szCs w:val="24"/>
+        </w:rPr>
+        <w:t xml:space="preserve">e can only accept an </w:t>
+      </w:r>
+      <w:r>
+        <w:rPr>
+          <w:sz w:val="24"/>
+          <w:szCs w:val="24"/>
+        </w:rPr>
+        <w:t xml:space="preserve">email </w:t>
+      </w:r>
+      <w:r>
+        <w:rPr>
+          <w:sz w:val="24"/>
+          <w:szCs w:val="24"/>
+        </w:rPr>
+        <w:t>assent from the Responsible Person and th</w:t>
+      </w:r>
+      <w:r>
+        <w:rPr>
+          <w:sz w:val="24"/>
+          <w:szCs w:val="24"/>
+        </w:rPr>
+        <w:t>at</w:t>
+      </w:r>
+      <w:r>
+        <w:rPr>
+          <w:sz w:val="24"/>
+          <w:szCs w:val="24"/>
+        </w:rPr>
+        <w:t xml:space="preserve"> email must be sent from the following email address:</w:t>
+      </w:r>
+      <w:r>
+        <w:rPr>
+          <w:sz w:val="24"/>
+          <w:szCs w:val="24"/>
+        </w:rPr>
+        <w:t xml:space="preserve"> </w:t>
+      </w:r>
+      <w:r>
+        <w:rPr>
+          <w:sz w:val="24"/>
+          <w:szCs w:val="24"/>
+        </w:rPr>
+        <w:fldChar w:fldCharType="begin"/>
+      </w:r>
+      <w:r>
+        <w:rPr>
+          <w:sz w:val="24"/>
+          <w:szCs w:val="24"/>
+        </w:rPr>
+        <w:instrText xml:space="preserve"> MERGEFIELD  ${account.primaryContactEmail}  \* MERGEFORMAT </w:instrText>
+      </w:r>
+      <w:r>
+        <w:rPr>
+          <w:sz w:val="24"/>
+          <w:szCs w:val="24"/>
+        </w:rPr>
+        <w:fldChar w:fldCharType="separate"/>
+      </w:r>
+      <w:r>
+        <w:rPr>
+          <w:noProof/>
+          <w:sz w:val="24"/>
+          <w:szCs w:val="24"/>
+        </w:rPr>
+        <w:t>«${account.primaryContactEmail}»</w:t>
+      </w:r>
+      <w:r>
+        <w:rPr>
+          <w:sz w:val="24"/>
+          <w:szCs w:val="24"/>
+        </w:rPr>
+        <w:fldChar w:fldCharType="end"/>
+      </w:r>
     </w:p>
     <w:p>
       <w:pPr>
-        <w:rPr>
-          <w:sz w:val="20"/>
-        </w:rPr>
-      </w:pPr>
-      <w:r>
-        <w:rPr>
-          <w:sz w:val="20"/>
+        <w:autoSpaceDE w:val="0"/>
+        <w:autoSpaceDN w:val="0"/>
+        <w:adjustRightInd w:val="0"/>
+        <w:spacing w:before="120"/>
+        <w:rPr>
+          <w:sz w:val="24"/>
+          <w:szCs w:val="24"/>
+        </w:rPr>
+      </w:pPr>
+      <w:r>
+        <w:rPr>
+          <w:sz w:val="24"/>
+          <w:szCs w:val="24"/>
         </w:rPr>
         <w:t>If you fail to provide your assent</w:t>
       </w:r>
       <w:r>
         <w:rPr>
-          <w:sz w:val="20"/>
+          <w:sz w:val="24"/>
+          <w:szCs w:val="24"/>
         </w:rPr>
         <w:t xml:space="preserve"> within 20 working days, we may terminate your agreement, which </w:t>
       </w:r>
       <w:r>
         <w:rPr>
-          <w:sz w:val="20"/>
+          <w:sz w:val="24"/>
+          <w:szCs w:val="24"/>
         </w:rPr>
         <w:t>could</w:t>
       </w:r>
       <w:r>
         <w:rPr>
-          <w:sz w:val="20"/>
+          <w:sz w:val="24"/>
+          <w:szCs w:val="24"/>
         </w:rPr>
         <w:t xml:space="preserve"> affect your </w:t>
       </w:r>
       <w:r>
         <w:rPr>
-          <w:sz w:val="20"/>
+          <w:sz w:val="24"/>
+          <w:szCs w:val="24"/>
         </w:rPr>
         <w:t xml:space="preserve">future </w:t>
       </w:r>
       <w:r>
         <w:rPr>
-          <w:sz w:val="20"/>
+          <w:sz w:val="24"/>
+          <w:szCs w:val="24"/>
         </w:rPr>
         <w:t>entitlement</w:t>
       </w:r>
       <w:r>
         <w:rPr>
-          <w:sz w:val="20"/>
+          <w:sz w:val="24"/>
+          <w:szCs w:val="24"/>
         </w:rPr>
         <w:t xml:space="preserve"> to claim a discount on the Climate Change Levy </w:t>
       </w:r>
       <w:r>
         <w:rPr>
-          <w:sz w:val="20"/>
+          <w:sz w:val="24"/>
+          <w:szCs w:val="24"/>
         </w:rPr>
         <w:t>for the energy supplied to the facilities in the agreement</w:t>
       </w:r>
       <w:r>
         <w:rPr>
-          <w:sz w:val="20"/>
+          <w:sz w:val="24"/>
+          <w:szCs w:val="24"/>
         </w:rPr>
         <w:t>.</w:t>
       </w:r>
     </w:p>
     <w:p>
       <w:pPr>
-        <w:rPr>
-          <w:sz w:val="20"/>
-        </w:rPr>
-      </w:pPr>
+        <w:autoSpaceDE w:val="0"/>
+        <w:autoSpaceDN w:val="0"/>
+        <w:adjustRightInd w:val="0"/>
+        <w:spacing w:before="120"/>
+        <w:rPr>
+          <w:sz w:val="24"/>
+          <w:szCs w:val="24"/>
+        </w:rPr>
+      </w:pPr>
+      <w:r>
+        <w:rPr>
+          <w:sz w:val="24"/>
+          <w:szCs w:val="24"/>
+        </w:rPr>
+        <w:t>If you wish to appeal this notice, you must do so within 28 days from the date of this notice.  For further information and guidance on the First-tier Tribunal process please refer to the Ministry of Justice webpage:</w:t>
+      </w:r>
     </w:p>
     <w:p>
       <w:pPr>
         <w:rPr>
-          <w:sz w:val="20"/>
-        </w:rPr>
-      </w:pPr>
-      <w:r>
-        <w:rPr>
-          <w:sz w:val="20"/>
-        </w:rPr>
-        <w:t xml:space="preserve">Please note that if the facilities </w:t>
-      </w:r>
-      <w:r>
-        <w:rPr>
-          <w:sz w:val="20"/>
-        </w:rPr>
-        <w:t xml:space="preserve">you operate were previously included in a CCA2 agreement (ending on 30 June 2027), the two versions of your agreements will </w:t>
-      </w:r>
-      <w:r>
-        <w:rPr>
-          <w:sz w:val="20"/>
-        </w:rPr>
-        <w:t>co-exist until 30 June 2027.</w:t>
-      </w:r>
-    </w:p>
-    <w:p>
-      <w:pPr>
-        <w:rPr>
-          <w:sz w:val="20"/>
-        </w:rPr>
-      </w:pPr>
-    </w:p>
-    <w:p>
-      <w:pPr>
-        <w:rPr>
-          <w:sz w:val="20"/>
-        </w:rPr>
-      </w:pPr>
-      <w:r>
-        <w:rPr>
-          <w:sz w:val="20"/>
-        </w:rPr>
-        <w:t>If you wish to appeal this notice, you must do so within 28 days from the date of this notice.  For further information and guidance on the First-tier Tribunal process please refer to the Ministry of Justice webpage:</w:t>
-      </w:r>
-    </w:p>
-    <w:p>
-      <w:pPr>
-        <w:rPr>
-          <w:sz w:val="20"/>
+          <w:sz w:val="24"/>
+          <w:szCs w:val="24"/>
         </w:rPr>
       </w:pPr>
       <w:hyperlink r:id="rId13" w:history="1">
         <w:r>
           <w:rPr>
             <w:rStyle w:val="Hyperlink"/>
-            <w:sz w:val="20"/>
+            <w:sz w:val="24"/>
+            <w:szCs w:val="24"/>
           </w:rPr>
           <w:t>http://www.justice.gov.uk/tribunals/general-regulatory-chamber</w:t>
         </w:r>
@@ -1389,26 +1555,126 @@
     </w:p>
     <w:p>
       <w:pPr>
-        <w:rPr>
-          <w:sz w:val="20"/>
+        <w:autoSpaceDE w:val="0"/>
+        <w:autoSpaceDN w:val="0"/>
+        <w:adjustRightInd w:val="0"/>
+        <w:spacing w:before="120"/>
+        <w:rPr>
+          <w:b/>
+          <w:bCs/>
+          <w:sz w:val="24"/>
+          <w:szCs w:val="24"/>
         </w:rPr>
       </w:pPr>
     </w:p>
     <w:p>
       <w:pPr>
-        <w:rPr>
-          <w:sz w:val="20"/>
-        </w:rPr>
-      </w:pPr>
-      <w:r>
-        <w:rPr>
-          <w:sz w:val="20"/>
+        <w:autoSpaceDE w:val="0"/>
+        <w:autoSpaceDN w:val="0"/>
+        <w:adjustRightInd w:val="0"/>
+        <w:spacing w:before="120"/>
+        <w:rPr>
+          <w:b/>
+          <w:bCs/>
+          <w:sz w:val="24"/>
+          <w:szCs w:val="24"/>
+        </w:rPr>
+      </w:pPr>
+      <w:bookmarkStart w:id="4" w:name="_Hlk215829491"/>
+      <w:r>
+        <w:rPr>
+          <w:b/>
+          <w:bCs/>
+          <w:sz w:val="24"/>
+          <w:szCs w:val="24"/>
+        </w:rPr>
+        <w:t>For information</w:t>
+      </w:r>
+    </w:p>
+    <w:p>
+      <w:pPr>
+        <w:spacing w:before="120"/>
+        <w:rPr>
+          <w:sz w:val="24"/>
+          <w:szCs w:val="24"/>
+        </w:rPr>
+      </w:pPr>
+      <w:r>
+        <w:rPr>
+          <w:sz w:val="24"/>
+          <w:szCs w:val="24"/>
+        </w:rPr>
+        <w:t>We have separately issued a variation to your existing “CCA2” agreement</w:t>
+      </w:r>
+      <w:r>
+        <w:rPr>
+          <w:sz w:val="24"/>
+          <w:szCs w:val="24"/>
+        </w:rPr>
+        <w:t xml:space="preserve"> to extend the end date of that agreement to 30 June 2027.  </w:t>
+      </w:r>
+    </w:p>
+    <w:p>
+      <w:pPr>
+        <w:spacing w:before="120"/>
+        <w:rPr>
+          <w:sz w:val="24"/>
+          <w:szCs w:val="24"/>
+        </w:rPr>
+      </w:pPr>
+      <w:r>
+        <w:rPr>
+          <w:sz w:val="24"/>
+          <w:szCs w:val="24"/>
+        </w:rPr>
+        <w:t xml:space="preserve">The varied CCA2 agreement </w:t>
+      </w:r>
+      <w:r>
+        <w:rPr>
+          <w:sz w:val="24"/>
+          <w:szCs w:val="24"/>
+        </w:rPr>
+        <w:t xml:space="preserve">will operate in parallel </w:t>
+      </w:r>
+      <w:r>
+        <w:rPr>
+          <w:sz w:val="24"/>
+          <w:szCs w:val="24"/>
+        </w:rPr>
+        <w:t xml:space="preserve">with the new CCA3 agreements </w:t>
+      </w:r>
+      <w:r>
+        <w:rPr>
+          <w:sz w:val="24"/>
+          <w:szCs w:val="24"/>
+        </w:rPr>
+        <w:t>until 30 June 2027.</w:t>
+      </w:r>
+    </w:p>
+    <w:bookmarkEnd w:id="4"/>
+    <w:p>
+      <w:pPr>
+        <w:keepNext/>
+        <w:autoSpaceDE w:val="0"/>
+        <w:autoSpaceDN w:val="0"/>
+        <w:adjustRightInd w:val="0"/>
+        <w:spacing w:before="120"/>
+        <w:rPr>
+          <w:sz w:val="24"/>
+          <w:szCs w:val="24"/>
+        </w:rPr>
+      </w:pPr>
+      <w:r>
+        <w:rPr>
+          <w:sz w:val="24"/>
+          <w:szCs w:val="24"/>
         </w:rPr>
         <w:t xml:space="preserve">If you require any clarification of the above, please contact the Administrator </w:t>
       </w:r>
       <w:r>
         <w:rPr>
-          <w:sz w:val="20"/>
+          <w:sz w:val="24"/>
+          <w:szCs w:val="24"/>
         </w:rPr>
         <w:t xml:space="preserve">via email to </w:t>
       </w:r>
@@ -1416,7 +1682,8 @@
         <w:r>
           <w:rPr>
             <w:rStyle w:val="Hyperlink"/>
-            <w:sz w:val="20"/>
+            <w:sz w:val="24"/>
+            <w:szCs w:val="24"/>
           </w:rPr>
           <w:t>cca-help@environment-agency.gov.uk</w:t>
         </w:r>
@@ -1426,7 +1693,8 @@
       <w:pPr>
         <w:keepNext/>
         <w:rPr>
-          <w:sz w:val="20"/>
+          <w:sz w:val="24"/>
+          <w:szCs w:val="24"/>
         </w:rPr>
       </w:pPr>
     </w:p>
@@ -1434,18 +1702,21 @@
       <w:pPr>
         <w:keepNext/>
         <w:rPr>
-          <w:sz w:val="20"/>
-        </w:rPr>
-      </w:pPr>
-      <w:r>
-        <w:rPr>
-          <w:sz w:val="20"/>
+          <w:sz w:val="24"/>
+          <w:szCs w:val="24"/>
+        </w:rPr>
+      </w:pPr>
+      <w:r>
+        <w:rPr>
+          <w:sz w:val="24"/>
+          <w:szCs w:val="24"/>
         </w:rPr>
         <w:t xml:space="preserve">Yours </w:t>
       </w:r>
       <w:r>
         <w:rPr>
-          <w:sz w:val="20"/>
+          <w:sz w:val="24"/>
+          <w:szCs w:val="24"/>
         </w:rPr>
         <w:t>sincerely,</w:t>
       </w:r>
@@ -1454,12 +1725,14 @@
       <w:pPr>
         <w:keepNext/>
         <w:rPr>
-          <w:sz w:val="20"/>
-        </w:rPr>
-      </w:pPr>
-      <w:r>
-        <w:rPr>
-          <w:sz w:val="20"/>
+          <w:sz w:val="24"/>
+          <w:szCs w:val="24"/>
+        </w:rPr>
+      </w:pPr>
+      <w:r>
+        <w:rPr>
+          <w:sz w:val="24"/>
+          <w:szCs w:val="24"/>
         </w:rPr>
         <w:t>Nathan Insole</w:t>
       </w:r>
@@ -1468,7 +1741,8 @@
       <w:pPr>
         <w:keepNext/>
         <w:rPr>
-          <w:sz w:val="20"/>
+          <w:sz w:val="24"/>
+          <w:szCs w:val="24"/>
         </w:rPr>
       </w:pPr>
     </w:p>
@@ -1477,14 +1751,16 @@
         <w:rPr>
           <w:rFonts w:ascii="Times New Roman" w:hAnsi="Times New Roman"/>
           <w:noProof/>
-          <w:sz w:val="20"/>
+          <w:sz w:val="24"/>
+          <w:szCs w:val="24"/>
         </w:rPr>
       </w:pPr>
       <w:r>
         <w:rPr>
           <w:rFonts w:ascii="Times New Roman" w:hAnsi="Times New Roman"/>
           <w:noProof/>
-          <w:sz w:val="20"/>
+          <w:sz w:val="24"/>
+          <w:szCs w:val="24"/>
         </w:rPr>
         <w:drawing>
           <wp:inline distT="0" distB="0" distL="0" distR="0" wp14:anchorId="1705608A" wp14:editId="55BBF238">
@@ -1539,31 +1815,36 @@
     <w:p>
       <w:pPr>
         <w:rPr>
-          <w:sz w:val="20"/>
+          <w:sz w:val="24"/>
+          <w:szCs w:val="24"/>
         </w:rPr>
       </w:pPr>
     </w:p>
     <w:p>
       <w:pPr>
         <w:rPr>
-          <w:sz w:val="20"/>
-        </w:rPr>
-      </w:pPr>
-      <w:r>
-        <w:rPr>
-          <w:sz w:val="20"/>
+          <w:sz w:val="24"/>
+          <w:szCs w:val="24"/>
+        </w:rPr>
+      </w:pPr>
+      <w:r>
+        <w:rPr>
+          <w:sz w:val="24"/>
+          <w:szCs w:val="24"/>
         </w:rPr>
         <w:t>Operations Manager</w:t>
       </w:r>
       <w:r>
         <w:rPr>
-          <w:sz w:val="20"/>
+          <w:sz w:val="24"/>
+          <w:szCs w:val="24"/>
         </w:rPr>
         <w:t xml:space="preserve"> (Energy Efficiency</w:t>
       </w:r>
       <w:r>
         <w:rPr>
-          <w:sz w:val="20"/>
+          <w:sz w:val="24"/>
+          <w:szCs w:val="24"/>
         </w:rPr>
         <w:t>)</w:t>
       </w:r>
@@ -1571,13 +1852,15 @@
     <w:p>
       <w:pPr>
         <w:rPr>
-          <w:sz w:val="20"/>
+          <w:sz w:val="24"/>
+          <w:szCs w:val="24"/>
         </w:rPr>
       </w:pPr>
       <w:r>
         <w:rPr>
           <w:noProof/>
-          <w:sz w:val="20"/>
+          <w:sz w:val="24"/>
+          <w:szCs w:val="24"/>
         </w:rPr>
         <w:drawing>
           <wp:inline distT="0" distB="0" distL="0" distR="0" wp14:anchorId="56A7DCB1" wp14:editId="0FCA0F5C">
@@ -1635,7 +1918,8 @@
     <w:p>
       <w:pPr>
         <w:rPr>
-          <w:sz w:val="20"/>
+          <w:sz w:val="24"/>
+          <w:szCs w:val="24"/>
         </w:rPr>
       </w:pPr>
     </w:p>
@@ -1643,123 +1927,140 @@
       <w:pPr>
         <w:rPr>
           <w:rFonts w:cs="Arial"/>
-          <w:sz w:val="20"/>
+          <w:sz w:val="24"/>
+          <w:szCs w:val="24"/>
         </w:rPr>
       </w:pPr>
       <w:r>
         <w:rPr>
           <w:rFonts w:cs="Arial"/>
-          <w:sz w:val="20"/>
+          <w:sz w:val="24"/>
+          <w:szCs w:val="24"/>
         </w:rPr>
         <w:t xml:space="preserve">c.c. </w:t>
       </w:r>
-      <w:bookmarkStart w:id="0" w:name="_Hlk172714245"/>
+      <w:bookmarkStart w:id="5" w:name="_Hlk172714245"/>
       <w:r>
         <w:rPr>
           <w:rFonts w:cs="Arial"/>
-          <w:sz w:val="20"/>
+          <w:sz w:val="24"/>
+          <w:szCs w:val="24"/>
         </w:rPr>
         <w:fldChar w:fldCharType="begin"/>
       </w:r>
       <w:r>
         <w:rPr>
           <w:rFonts w:cs="Arial"/>
-          <w:sz w:val="20"/>
+          <w:sz w:val="24"/>
+          <w:szCs w:val="24"/>
         </w:rPr>
         <w:instrText>MERGEFIELD "[#list params.ccRecipients as cc]"</w:instrText>
       </w:r>
       <w:r>
         <w:rPr>
           <w:rFonts w:cs="Arial"/>
-          <w:sz w:val="20"/>
+          <w:sz w:val="24"/>
+          <w:szCs w:val="24"/>
         </w:rPr>
         <w:fldChar w:fldCharType="separate"/>
       </w:r>
       <w:r>
         <w:rPr>
           <w:rFonts w:cs="Arial"/>
-          <w:sz w:val="20"/>
+          <w:sz w:val="24"/>
+          <w:szCs w:val="24"/>
         </w:rPr>
         <w:t>«[#list email.ccRecipients as cc]»</w:t>
       </w:r>
       <w:r>
         <w:rPr>
           <w:rFonts w:cs="Arial"/>
-          <w:sz w:val="20"/>
+          <w:sz w:val="24"/>
+          <w:szCs w:val="24"/>
         </w:rPr>
         <w:fldChar w:fldCharType="end"/>
       </w:r>
       <w:r>
         <w:rPr>
           <w:rFonts w:cs="Arial"/>
-          <w:sz w:val="20"/>
+          <w:sz w:val="24"/>
+          <w:szCs w:val="24"/>
         </w:rPr>
         <w:fldChar w:fldCharType="begin"/>
       </w:r>
       <w:r>
         <w:rPr>
           <w:rFonts w:cs="Arial"/>
-          <w:sz w:val="20"/>
+          <w:sz w:val="24"/>
+          <w:szCs w:val="24"/>
         </w:rPr>
         <w:instrText>MERGEFIELD "${cc}[#sep], [/#sep]"</w:instrText>
       </w:r>
       <w:r>
         <w:rPr>
           <w:rFonts w:cs="Arial"/>
-          <w:sz w:val="20"/>
+          <w:sz w:val="24"/>
+          <w:szCs w:val="24"/>
         </w:rPr>
         <w:fldChar w:fldCharType="separate"/>
       </w:r>
       <w:r>
         <w:rPr>
           <w:rFonts w:cs="Arial"/>
-          <w:sz w:val="20"/>
+          <w:sz w:val="24"/>
+          <w:szCs w:val="24"/>
         </w:rPr>
         <w:t>«${cc}[#sep], [/#sep]»</w:t>
       </w:r>
       <w:r>
         <w:rPr>
           <w:rFonts w:cs="Arial"/>
-          <w:sz w:val="20"/>
+          <w:sz w:val="24"/>
+          <w:szCs w:val="24"/>
         </w:rPr>
         <w:fldChar w:fldCharType="end"/>
       </w:r>
       <w:r>
         <w:rPr>
           <w:rFonts w:cs="Arial"/>
-          <w:sz w:val="20"/>
+          <w:sz w:val="24"/>
+          <w:szCs w:val="24"/>
         </w:rPr>
         <w:fldChar w:fldCharType="begin"/>
       </w:r>
       <w:r>
         <w:rPr>
           <w:rFonts w:cs="Arial"/>
-          <w:sz w:val="20"/>
+          <w:sz w:val="24"/>
+          <w:szCs w:val="24"/>
         </w:rPr>
         <w:instrText>MERGEFIELD [/#list]</w:instrText>
       </w:r>
       <w:r>
         <w:rPr>
           <w:rFonts w:cs="Arial"/>
-          <w:sz w:val="20"/>
+          <w:sz w:val="24"/>
+          <w:szCs w:val="24"/>
         </w:rPr>
         <w:fldChar w:fldCharType="separate"/>
       </w:r>
       <w:r>
         <w:rPr>
           <w:rFonts w:cs="Arial"/>
-          <w:sz w:val="20"/>
+          <w:sz w:val="24"/>
+          <w:szCs w:val="24"/>
         </w:rPr>
         <w:t>«[/#list]»</w:t>
       </w:r>
       <w:r>
         <w:rPr>
           <w:rFonts w:cs="Arial"/>
-          <w:sz w:val="20"/>
+          <w:sz w:val="24"/>
+          <w:szCs w:val="24"/>
         </w:rPr>
         <w:fldChar w:fldCharType="end"/>
       </w:r>
-      <w:bookmarkEnd w:id="0"/>
+      <w:bookmarkEnd w:id="5"/>
     </w:p>
     <w:p>
       <w:pPr>
@@ -1779,7 +2080,7 @@
         <w:numFmt w:val="decimal"/>
       </w:endnotePr>
       <w:pgSz w:w="11906" w:h="16838"/>
-      <w:pgMar w:top="1440" w:right="1440" w:bottom="993" w:left="1440" w:header="142" w:footer="278" w:gutter="0"/>
+      <w:pgMar w:top="1134" w:right="1134" w:bottom="1134" w:left="1134" w:header="142" w:footer="278" w:gutter="0"/>
       <w:cols w:space="720"/>
       <w:noEndnote/>
       <w:titlePg/>
@@ -1893,126 +2194,45 @@
   <w:p>
     <w:pPr>
       <w:pStyle w:val="Footer"/>
-      <w:tabs>
-        <w:tab w:val="clear" w:pos="4153"/>
-        <w:tab w:val="center" w:pos="4536"/>
-      </w:tabs>
-      <w:spacing w:before="120" w:after="120"/>
-      <w:jc w:val="center"/>
       <w:rPr>
         <w:rFonts w:cs="Arial"/>
-        <w:sz w:val="18"/>
-        <w:szCs w:val="18"/>
+        <w:sz w:val="20"/>
       </w:rPr>
     </w:pPr>
     <w:r>
       <w:rPr>
         <w:rFonts w:cs="Arial"/>
-        <w:sz w:val="18"/>
-        <w:szCs w:val="18"/>
-      </w:rPr>
-      <w:t xml:space="preserve">Page </w:t>
+        <w:sz w:val="20"/>
+      </w:rPr>
+      <w:t xml:space="preserve">Environment Agency, Richard Fairclough House, </w:t>
     </w:r>
     <w:r>
       <w:rPr>
-        <w:rStyle w:val="PageNumber"/>
         <w:rFonts w:cs="Arial"/>
-        <w:sz w:val="18"/>
-        <w:szCs w:val="18"/>
-      </w:rPr>
-      <w:fldChar w:fldCharType="begin"/>
+        <w:sz w:val="20"/>
+      </w:rPr>
+      <w:t>Wash Lane</w:t>
     </w:r>
     <w:r>
       <w:rPr>
-        <w:rStyle w:val="PageNumber"/>
         <w:rFonts w:cs="Arial"/>
-        <w:sz w:val="18"/>
-        <w:szCs w:val="18"/>
-      </w:rPr>
-      <w:instrText xml:space="preserve"> PAGE </w:instrText>
+        <w:sz w:val="20"/>
+      </w:rPr>
+      <w:t>, Warrington</w:t>
     </w:r>
     <w:r>
       <w:rPr>
-        <w:rStyle w:val="PageNumber"/>
         <w:rFonts w:cs="Arial"/>
-        <w:sz w:val="18"/>
-        <w:szCs w:val="18"/>
-      </w:rPr>
-      <w:fldChar w:fldCharType="separate"/>
+        <w:sz w:val="20"/>
+      </w:rPr>
+      <w:t xml:space="preserve"> </w:t>
     </w:r>
     <w:r>
       <w:rPr>
-        <w:rStyle w:val="PageNumber"/>
         <w:rFonts w:cs="Arial"/>
-        <w:noProof/>
-        <w:sz w:val="18"/>
-        <w:szCs w:val="18"/>
-      </w:rPr>
-      <w:t>2</w:t>
-    </w:r>
-    <w:r>
-      <w:rPr>
-        <w:rStyle w:val="PageNumber"/>
-        <w:rFonts w:cs="Arial"/>
-        <w:sz w:val="18"/>
-        <w:szCs w:val="18"/>
-      </w:rPr>
-      <w:fldChar w:fldCharType="end"/>
-    </w:r>
-    <w:r>
-      <w:rPr>
-        <w:rStyle w:val="PageNumber"/>
-        <w:rFonts w:cs="Arial"/>
-        <w:sz w:val="18"/>
-        <w:szCs w:val="18"/>
-      </w:rPr>
-      <w:t xml:space="preserve"> of </w:t>
-    </w:r>
-    <w:r>
-      <w:rPr>
-        <w:rStyle w:val="PageNumber"/>
-        <w:rFonts w:cs="Arial"/>
-        <w:sz w:val="18"/>
-        <w:szCs w:val="18"/>
-      </w:rPr>
-      <w:fldChar w:fldCharType="begin"/>
-    </w:r>
-    <w:r>
-      <w:rPr>
-        <w:rStyle w:val="PageNumber"/>
-        <w:rFonts w:cs="Arial"/>
-        <w:sz w:val="18"/>
-        <w:szCs w:val="18"/>
-      </w:rPr>
-      <w:instrText xml:space="preserve"> NUMPAGES </w:instrText>
-    </w:r>
-    <w:r>
-      <w:rPr>
-        <w:rStyle w:val="PageNumber"/>
-        <w:rFonts w:cs="Arial"/>
-        <w:sz w:val="18"/>
-        <w:szCs w:val="18"/>
-      </w:rPr>
-      <w:fldChar w:fldCharType="separate"/>
-    </w:r>
-    <w:r>
-      <w:rPr>
-        <w:rStyle w:val="PageNumber"/>
-        <w:rFonts w:cs="Arial"/>
-        <w:noProof/>
-        <w:sz w:val="18"/>
-        <w:szCs w:val="18"/>
-      </w:rPr>
-      <w:t>2</w:t>
-    </w:r>
-    <w:r>
-      <w:rPr>
-        <w:rStyle w:val="PageNumber"/>
-        <w:rFonts w:cs="Arial"/>
-        <w:sz w:val="18"/>
-        <w:szCs w:val="18"/>
-      </w:rPr>
-      <w:fldChar w:fldCharType="end"/>
+        <w:sz w:val="20"/>
+      </w:rPr>
+      <w:t>WA4 1HT</w:t>
     </w:r>
   </w:p>
   <w:p>
@@ -2026,59 +2246,9 @@
     </w:pPr>
     <w:r>
       <w:rPr>
-        <w:rFonts w:cs="Arial"/>
-        <w:sz w:val="18"/>
-        <w:szCs w:val="18"/>
-      </w:rPr>
-      <w:t>Environme</w:t>
-    </w:r>
-    <w:r>
-      <w:rPr>
-        <w:rFonts w:cs="Arial"/>
-        <w:sz w:val="18"/>
-        <w:szCs w:val="18"/>
-      </w:rPr>
-      <w:t>nt Agency, Richard Fairclough House,</w:t>
-    </w:r>
-    <w:r>
-      <w:rPr>
-        <w:rFonts w:cs="Arial"/>
-        <w:sz w:val="18"/>
-        <w:szCs w:val="18"/>
-      </w:rPr>
-      <w:t xml:space="preserve"> </w:t>
-    </w:r>
-    <w:r>
-      <w:rPr>
-        <w:rFonts w:cs="Arial"/>
-        <w:sz w:val="18"/>
-        <w:szCs w:val="18"/>
-      </w:rPr>
-      <w:t>Knutsford Road, Latchford, Warrington, Cheshire, WA4 1HT</w:t>
-    </w:r>
-  </w:p>
-  <w:p>
-    <w:pPr>
-      <w:pStyle w:val="Footer"/>
-      <w:rPr>
-        <w:rFonts w:cs="Arial"/>
-        <w:sz w:val="18"/>
-        <w:szCs w:val="18"/>
-      </w:rPr>
-    </w:pPr>
-    <w:r>
-      <w:rPr>
-        <w:sz w:val="18"/>
-        <w:szCs w:val="18"/>
-      </w:rPr>
-      <w:t>Tel: 0</w:t>
-    </w:r>
-    <w:r>
-      <w:rPr>
-        <w:sz w:val="18"/>
-        <w:szCs w:val="18"/>
-      </w:rPr>
-      <w:t>3708 506 506</w:t>
+        <w:sz w:val="20"/>
+      </w:rPr>
+      <w:t>Tel: 03708 506 506</w:t>
     </w:r>
   </w:p>
 </w:ftr>
@@ -2091,15 +2261,45 @@
       <w:pStyle w:val="Footer"/>
       <w:rPr>
         <w:rFonts w:cs="Arial"/>
-        <w:szCs w:val="22"/>
+        <w:sz w:val="20"/>
       </w:rPr>
     </w:pPr>
+    <w:bookmarkStart w:id="6" w:name="_Hlk215829861"/>
+    <w:bookmarkStart w:id="7" w:name="_Hlk215829862"/>
     <w:r>
       <w:rPr>
         <w:rFonts w:cs="Arial"/>
-        <w:szCs w:val="22"/>
-      </w:rPr>
-      <w:t>Environment Agency, Richard Fairclough House, Knutsford Road, Warrington, WA4 1HT</w:t>
+        <w:sz w:val="20"/>
+      </w:rPr>
+      <w:t xml:space="preserve">Environment Agency, Richard Fairclough House, </w:t>
+    </w:r>
+    <w:r>
+      <w:rPr>
+        <w:rFonts w:cs="Arial"/>
+        <w:sz w:val="20"/>
+      </w:rPr>
+      <w:t>Wash Lane</w:t>
+    </w:r>
+    <w:r>
+      <w:rPr>
+        <w:rFonts w:cs="Arial"/>
+        <w:sz w:val="20"/>
+      </w:rPr>
+      <w:t>, Warrington</w:t>
+    </w:r>
+    <w:r>
+      <w:rPr>
+        <w:rFonts w:cs="Arial"/>
+        <w:sz w:val="20"/>
+      </w:rPr>
+      <w:t xml:space="preserve"> </w:t>
+    </w:r>
+    <w:r>
+      <w:rPr>
+        <w:rFonts w:cs="Arial"/>
+        <w:sz w:val="20"/>
+      </w:rPr>
+      <w:t>WA4 1HT</w:t>
     </w:r>
   </w:p>
   <w:p>
@@ -2107,20 +2307,18 @@
       <w:pStyle w:val="Footer"/>
       <w:rPr>
         <w:rFonts w:cs="Arial"/>
-        <w:szCs w:val="22"/>
+        <w:sz w:val="18"/>
+        <w:szCs w:val="18"/>
       </w:rPr>
     </w:pPr>
     <w:r>
       <w:rPr>
-        <w:szCs w:val="22"/>
+        <w:sz w:val="20"/>
       </w:rPr>
       <w:t>Tel: 03708 506 506</w:t>
     </w:r>
-  </w:p>
-  <w:p>
-    <w:pPr>
-      <w:pStyle w:val="Footer"/>
-    </w:pPr>
+    <w:bookmarkEnd w:id="6"/>
+    <w:bookmarkEnd w:id="7"/>
   </w:p>
 </w:ftr>
 </file>
@@ -4070,6 +4268,119 @@
     </w:lvl>
   </w:abstractNum>
   <w:abstractNum w:abstractNumId="21" w15:restartNumberingAfterBreak="0">
+    <w:nsid w:val="5B656A01"/>
+    <w:multiLevelType w:val="hybridMultilevel"/>
+    <w:tmpl w:val="115ECAFA"/>
+    <w:lvl w:ilvl="0" w:tplc="08090001">
+      <w:start w:val="1"/>
+      <w:numFmt w:val="bullet"/>
+      <w:lvlText w:val=""/>
+      <w:lvlJc w:val="left"/>
+      <w:pPr>
+        <w:ind w:left="720" w:hanging="360"/>
+      </w:pPr>
+      <w:rPr>
+        <w:rFonts w:ascii="Symbol" w:hAnsi="Symbol" w:hint="default"/>
+      </w:rPr>
+    </w:lvl>
+    <w:lvl w:ilvl="1" w:tplc="08090003" w:tentative="1">
+      <w:start w:val="1"/>
+      <w:numFmt w:val="bullet"/>
+      <w:lvlText w:val="o"/>
+      <w:lvlJc w:val="left"/>
+      <w:pPr>
+        <w:ind w:left="1440" w:hanging="360"/>
+      </w:pPr>
+      <w:rPr>
+        <w:rFonts w:ascii="Courier New" w:hAnsi="Courier New" w:cs="Courier New" w:hint="default"/>
+      </w:rPr>
+    </w:lvl>
+    <w:lvl w:ilvl="2" w:tplc="08090005" w:tentative="1">
+      <w:start w:val="1"/>
+      <w:numFmt w:val="bullet"/>
+      <w:lvlText w:val=""/>
+      <w:lvlJc w:val="left"/>
+      <w:pPr>
+        <w:ind w:left="2160" w:hanging="360"/>
+      </w:pPr>
+      <w:rPr>
+        <w:rFonts w:ascii="Wingdings" w:hAnsi="Wingdings" w:hint="default"/>
+      </w:rPr>
+    </w:lvl>
+    <w:lvl w:ilvl="3" w:tplc="08090001" w:tentative="1">
+      <w:start w:val="1"/>
+      <w:numFmt w:val="bullet"/>
+      <w:lvlText w:val=""/>
+      <w:lvlJc w:val="left"/>
+      <w:pPr>
+        <w:ind w:left="2880" w:hanging="360"/>
+      </w:pPr>
+      <w:rPr>
+        <w:rFonts w:ascii="Symbol" w:hAnsi="Symbol" w:hint="default"/>
+      </w:rPr>
+    </w:lvl>
+    <w:lvl w:ilvl="4" w:tplc="08090003" w:tentative="1">
+      <w:start w:val="1"/>
+      <w:numFmt w:val="bullet"/>
+      <w:lvlText w:val="o"/>
+      <w:lvlJc w:val="left"/>
+      <w:pPr>
+        <w:ind w:left="3600" w:hanging="360"/>
+      </w:pPr>
+      <w:rPr>
+        <w:rFonts w:ascii="Courier New" w:hAnsi="Courier New" w:cs="Courier New" w:hint="default"/>
+      </w:rPr>
+    </w:lvl>
+    <w:lvl w:ilvl="5" w:tplc="08090005" w:tentative="1">
+      <w:start w:val="1"/>
+      <w:numFmt w:val="bullet"/>
+      <w:lvlText w:val=""/>
+      <w:lvlJc w:val="left"/>
+      <w:pPr>
+        <w:ind w:left="4320" w:hanging="360"/>
+      </w:pPr>
+      <w:rPr>
+        <w:rFonts w:ascii="Wingdings" w:hAnsi="Wingdings" w:hint="default"/>
+      </w:rPr>
+    </w:lvl>
+    <w:lvl w:ilvl="6" w:tplc="08090001" w:tentative="1">
+      <w:start w:val="1"/>
+      <w:numFmt w:val="bullet"/>
+      <w:lvlText w:val=""/>
+      <w:lvlJc w:val="left"/>
+      <w:pPr>
+        <w:ind w:left="5040" w:hanging="360"/>
+      </w:pPr>
+      <w:rPr>
+        <w:rFonts w:ascii="Symbol" w:hAnsi="Symbol" w:hint="default"/>
+      </w:rPr>
+    </w:lvl>
+    <w:lvl w:ilvl="7" w:tplc="08090003" w:tentative="1">
+      <w:start w:val="1"/>
+      <w:numFmt w:val="bullet"/>
+      <w:lvlText w:val="o"/>
+      <w:lvlJc w:val="left"/>
+      <w:pPr>
+        <w:ind w:left="5760" w:hanging="360"/>
+      </w:pPr>
+      <w:rPr>
+        <w:rFonts w:ascii="Courier New" w:hAnsi="Courier New" w:cs="Courier New" w:hint="default"/>
+      </w:rPr>
+    </w:lvl>
+    <w:lvl w:ilvl="8" w:tplc="08090005" w:tentative="1">
+      <w:start w:val="1"/>
+      <w:numFmt w:val="bullet"/>
+      <w:lvlText w:val=""/>
+      <w:lvlJc w:val="left"/>
+      <w:pPr>
+        <w:ind w:left="6480" w:hanging="360"/>
+      </w:pPr>
+      <w:rPr>
+        <w:rFonts w:ascii="Wingdings" w:hAnsi="Wingdings" w:hint="default"/>
+      </w:rPr>
+    </w:lvl>
+  </w:abstractNum>
+  <w:abstractNum w:abstractNumId="22" w15:restartNumberingAfterBreak="0">
     <w:nsid w:val="5E6F2353"/>
     <w:multiLevelType w:val="hybridMultilevel"/>
     <w:tmpl w:val="B8FE93D6"/>
@@ -4185,7 +4496,7 @@
       </w:pPr>
     </w:lvl>
   </w:abstractNum>
-  <w:abstractNum w:abstractNumId="22" w15:restartNumberingAfterBreak="0">
+  <w:abstractNum w:abstractNumId="23" w15:restartNumberingAfterBreak="0">
     <w:nsid w:val="5E9F4C9E"/>
     <w:multiLevelType w:val="singleLevel"/>
     <w:tmpl w:val="08090001"/>
@@ -4205,7 +4516,7 @@
       </w:rPr>
     </w:lvl>
   </w:abstractNum>
-  <w:abstractNum w:abstractNumId="23" w15:restartNumberingAfterBreak="0">
+  <w:abstractNum w:abstractNumId="24" w15:restartNumberingAfterBreak="0">
     <w:nsid w:val="60B839BB"/>
     <w:multiLevelType w:val="multilevel"/>
     <w:tmpl w:val="06146A60"/>
@@ -4345,7 +4656,7 @@
       </w:rPr>
     </w:lvl>
   </w:abstractNum>
-  <w:abstractNum w:abstractNumId="24" w15:restartNumberingAfterBreak="0">
+  <w:abstractNum w:abstractNumId="25" w15:restartNumberingAfterBreak="0">
     <w:nsid w:val="610D75C7"/>
     <w:multiLevelType w:val="singleLevel"/>
     <w:tmpl w:val="08090001"/>
@@ -4365,7 +4676,7 @@
       </w:rPr>
     </w:lvl>
   </w:abstractNum>
-  <w:abstractNum w:abstractNumId="25" w15:restartNumberingAfterBreak="0">
+  <w:abstractNum w:abstractNumId="26" w15:restartNumberingAfterBreak="0">
     <w:nsid w:val="62CE42E1"/>
     <w:multiLevelType w:val="multilevel"/>
     <w:tmpl w:val="51EA154E"/>
@@ -4489,7 +4800,7 @@
       </w:pPr>
     </w:lvl>
   </w:abstractNum>
-  <w:abstractNum w:abstractNumId="26" w15:restartNumberingAfterBreak="0">
+  <w:abstractNum w:abstractNumId="27" w15:restartNumberingAfterBreak="0">
     <w:nsid w:val="63394097"/>
     <w:multiLevelType w:val="multilevel"/>
     <w:tmpl w:val="C1902F68"/>
@@ -4602,7 +4913,7 @@
       </w:pPr>
     </w:lvl>
   </w:abstractNum>
-  <w:abstractNum w:abstractNumId="27" w15:restartNumberingAfterBreak="0">
+  <w:abstractNum w:abstractNumId="28" w15:restartNumberingAfterBreak="0">
     <w:nsid w:val="63561E5C"/>
     <w:multiLevelType w:val="multilevel"/>
     <w:tmpl w:val="A7A61236"/>
@@ -4742,7 +5053,7 @@
       </w:rPr>
     </w:lvl>
   </w:abstractNum>
-  <w:abstractNum w:abstractNumId="28" w15:restartNumberingAfterBreak="0">
+  <w:abstractNum w:abstractNumId="29" w15:restartNumberingAfterBreak="0">
     <w:nsid w:val="68833FE2"/>
     <w:multiLevelType w:val="multilevel"/>
     <w:tmpl w:val="06E00A9A"/>
@@ -4891,7 +5202,7 @@
       </w:rPr>
     </w:lvl>
   </w:abstractNum>
-  <w:abstractNum w:abstractNumId="29" w15:restartNumberingAfterBreak="0">
+  <w:abstractNum w:abstractNumId="30" w15:restartNumberingAfterBreak="0">
     <w:nsid w:val="6D2F694C"/>
     <w:multiLevelType w:val="singleLevel"/>
     <w:tmpl w:val="B874EAC8"/>
@@ -4910,7 +5221,7 @@
       </w:rPr>
     </w:lvl>
   </w:abstractNum>
-  <w:abstractNum w:abstractNumId="30" w15:restartNumberingAfterBreak="0">
+  <w:abstractNum w:abstractNumId="31" w15:restartNumberingAfterBreak="0">
     <w:nsid w:val="6D7577AA"/>
     <w:multiLevelType w:val="singleLevel"/>
     <w:tmpl w:val="331E51C8"/>
@@ -4930,7 +5241,7 @@
       </w:rPr>
     </w:lvl>
   </w:abstractNum>
-  <w:abstractNum w:abstractNumId="31" w15:restartNumberingAfterBreak="0">
+  <w:abstractNum w:abstractNumId="32" w15:restartNumberingAfterBreak="0">
     <w:nsid w:val="6D9B2B73"/>
     <w:multiLevelType w:val="singleLevel"/>
     <w:tmpl w:val="0809000F"/>
@@ -4947,7 +5258,7 @@
       </w:pPr>
     </w:lvl>
   </w:abstractNum>
-  <w:abstractNum w:abstractNumId="32" w15:restartNumberingAfterBreak="0">
+  <w:abstractNum w:abstractNumId="33" w15:restartNumberingAfterBreak="0">
     <w:nsid w:val="70E831C7"/>
     <w:multiLevelType w:val="singleLevel"/>
     <w:tmpl w:val="DAA0DE64"/>
@@ -4967,7 +5278,7 @@
       </w:rPr>
     </w:lvl>
   </w:abstractNum>
-  <w:abstractNum w:abstractNumId="33" w15:restartNumberingAfterBreak="0">
+  <w:abstractNum w:abstractNumId="34" w15:restartNumberingAfterBreak="0">
     <w:nsid w:val="72B71DC3"/>
     <w:multiLevelType w:val="singleLevel"/>
     <w:tmpl w:val="37B8FCCC"/>
@@ -4988,7 +5299,7 @@
       </w:rPr>
     </w:lvl>
   </w:abstractNum>
-  <w:abstractNum w:abstractNumId="34" w15:restartNumberingAfterBreak="0">
+  <w:abstractNum w:abstractNumId="35" w15:restartNumberingAfterBreak="0">
     <w:nsid w:val="73C75F9B"/>
     <w:multiLevelType w:val="singleLevel"/>
     <w:tmpl w:val="F122462E"/>
@@ -5009,7 +5320,7 @@
       </w:rPr>
     </w:lvl>
   </w:abstractNum>
-  <w:abstractNum w:abstractNumId="35" w15:restartNumberingAfterBreak="0">
+  <w:abstractNum w:abstractNumId="36" w15:restartNumberingAfterBreak="0">
     <w:nsid w:val="753B1933"/>
     <w:multiLevelType w:val="singleLevel"/>
     <w:tmpl w:val="0809000F"/>
@@ -5026,7 +5337,7 @@
       </w:pPr>
     </w:lvl>
   </w:abstractNum>
-  <w:abstractNum w:abstractNumId="36" w15:restartNumberingAfterBreak="0">
+  <w:abstractNum w:abstractNumId="37" w15:restartNumberingAfterBreak="0">
     <w:nsid w:val="78245241"/>
     <w:multiLevelType w:val="singleLevel"/>
     <w:tmpl w:val="08090007"/>
@@ -5047,7 +5358,7 @@
       </w:rPr>
     </w:lvl>
   </w:abstractNum>
-  <w:abstractNum w:abstractNumId="37" w15:restartNumberingAfterBreak="0">
+  <w:abstractNum w:abstractNumId="38" w15:restartNumberingAfterBreak="0">
     <w:nsid w:val="7ACC26E8"/>
     <w:multiLevelType w:val="singleLevel"/>
     <w:tmpl w:val="0809000F"/>
@@ -5064,7 +5375,7 @@
       </w:pPr>
     </w:lvl>
   </w:abstractNum>
-  <w:abstractNum w:abstractNumId="38" w15:restartNumberingAfterBreak="0">
+  <w:abstractNum w:abstractNumId="39" w15:restartNumberingAfterBreak="0">
     <w:nsid w:val="7C3C6210"/>
     <w:multiLevelType w:val="hybridMultilevel"/>
     <w:tmpl w:val="60889E7E"/>
@@ -5153,7 +5464,7 @@
       </w:pPr>
     </w:lvl>
   </w:abstractNum>
-  <w:abstractNum w:abstractNumId="39" w15:restartNumberingAfterBreak="0">
+  <w:abstractNum w:abstractNumId="40" w15:restartNumberingAfterBreak="0">
     <w:nsid w:val="7C6D2C92"/>
     <w:multiLevelType w:val="singleLevel"/>
     <w:tmpl w:val="1646F456"/>
@@ -5173,7 +5484,7 @@
       </w:rPr>
     </w:lvl>
   </w:abstractNum>
-  <w:abstractNum w:abstractNumId="40" w15:restartNumberingAfterBreak="0">
+  <w:abstractNum w:abstractNumId="41" w15:restartNumberingAfterBreak="0">
     <w:nsid w:val="7CB620D1"/>
     <w:multiLevelType w:val="multilevel"/>
     <w:tmpl w:val="3D401000"/>
@@ -5314,10 +5625,10 @@
     </w:lvl>
   </w:abstractNum>
   <w:num w:numId="1" w16cid:durableId="490488233">
-    <w:abstractNumId w:val="32"/>
+    <w:abstractNumId w:val="33"/>
   </w:num>
   <w:num w:numId="2" w16cid:durableId="1879507112">
-    <w:abstractNumId w:val="35"/>
+    <w:abstractNumId w:val="36"/>
   </w:num>
   <w:num w:numId="3" w16cid:durableId="1747456588">
     <w:abstractNumId w:val="11"/>
@@ -5326,22 +5637,22 @@
     <w:abstractNumId w:val="15"/>
   </w:num>
   <w:num w:numId="5" w16cid:durableId="1992783480">
-    <w:abstractNumId w:val="27"/>
+    <w:abstractNumId w:val="28"/>
   </w:num>
   <w:num w:numId="6" w16cid:durableId="784544936">
     <w:abstractNumId w:val="6"/>
   </w:num>
   <w:num w:numId="7" w16cid:durableId="725418987">
-    <w:abstractNumId w:val="37"/>
+    <w:abstractNumId w:val="38"/>
   </w:num>
   <w:num w:numId="8" w16cid:durableId="83306057">
     <w:abstractNumId w:val="17"/>
   </w:num>
   <w:num w:numId="9" w16cid:durableId="2004896461">
-    <w:abstractNumId w:val="33"/>
+    <w:abstractNumId w:val="34"/>
   </w:num>
   <w:num w:numId="10" w16cid:durableId="1982467050">
-    <w:abstractNumId w:val="39"/>
+    <w:abstractNumId w:val="40"/>
   </w:num>
   <w:num w:numId="11" w16cid:durableId="1054279320">
     <w:abstractNumId w:val="3"/>
@@ -5356,46 +5667,46 @@
     <w:abstractNumId w:val="18"/>
   </w:num>
   <w:num w:numId="15" w16cid:durableId="1620145494">
-    <w:abstractNumId w:val="30"/>
+    <w:abstractNumId w:val="31"/>
   </w:num>
   <w:num w:numId="16" w16cid:durableId="128131987">
     <w:abstractNumId w:val="20"/>
   </w:num>
   <w:num w:numId="17" w16cid:durableId="936325374">
-    <w:abstractNumId w:val="28"/>
+    <w:abstractNumId w:val="29"/>
   </w:num>
   <w:num w:numId="18" w16cid:durableId="1963224469">
-    <w:abstractNumId w:val="36"/>
+    <w:abstractNumId w:val="37"/>
   </w:num>
   <w:num w:numId="19" w16cid:durableId="36782227">
-    <w:abstractNumId w:val="24"/>
+    <w:abstractNumId w:val="25"/>
   </w:num>
   <w:num w:numId="20" w16cid:durableId="450130622">
     <w:abstractNumId w:val="8"/>
   </w:num>
   <w:num w:numId="21" w16cid:durableId="976182966">
-    <w:abstractNumId w:val="22"/>
+    <w:abstractNumId w:val="23"/>
   </w:num>
   <w:num w:numId="22" w16cid:durableId="1882015551">
-    <w:abstractNumId w:val="31"/>
+    <w:abstractNumId w:val="32"/>
   </w:num>
   <w:num w:numId="23" w16cid:durableId="1089738380">
     <w:abstractNumId w:val="13"/>
   </w:num>
   <w:num w:numId="24" w16cid:durableId="196771256">
-    <w:abstractNumId w:val="23"/>
+    <w:abstractNumId w:val="24"/>
   </w:num>
   <w:num w:numId="25" w16cid:durableId="2075661539">
     <w:abstractNumId w:val="4"/>
   </w:num>
   <w:num w:numId="26" w16cid:durableId="1754936184">
-    <w:abstractNumId w:val="40"/>
+    <w:abstractNumId w:val="41"/>
   </w:num>
   <w:num w:numId="27" w16cid:durableId="9112192">
     <w:abstractNumId w:val="2"/>
   </w:num>
   <w:num w:numId="28" w16cid:durableId="998189302">
-    <w:abstractNumId w:val="34"/>
+    <w:abstractNumId w:val="35"/>
   </w:num>
   <w:num w:numId="29" w16cid:durableId="1795244985">
     <w:abstractNumId w:val="1"/>
@@ -5404,10 +5715,10 @@
     <w:abstractNumId w:val="19"/>
   </w:num>
   <w:num w:numId="31" w16cid:durableId="1247034329">
-    <w:abstractNumId w:val="29"/>
+    <w:abstractNumId w:val="30"/>
   </w:num>
   <w:num w:numId="32" w16cid:durableId="1216043756">
-    <w:abstractNumId w:val="25"/>
+    <w:abstractNumId w:val="26"/>
   </w:num>
   <w:num w:numId="33" w16cid:durableId="346054804">
     <w:abstractNumId w:val="16"/>
@@ -5416,25 +5727,28 @@
     <w:abstractNumId w:val="5"/>
   </w:num>
   <w:num w:numId="35" w16cid:durableId="1869177558">
-    <w:abstractNumId w:val="26"/>
+    <w:abstractNumId w:val="27"/>
   </w:num>
   <w:num w:numId="36" w16cid:durableId="1344941526">
     <w:abstractNumId w:val="14"/>
   </w:num>
   <w:num w:numId="37" w16cid:durableId="1393193819">
-    <w:abstractNumId w:val="21"/>
+    <w:abstractNumId w:val="22"/>
   </w:num>
   <w:num w:numId="38" w16cid:durableId="396366024">
     <w:abstractNumId w:val="12"/>
   </w:num>
   <w:num w:numId="39" w16cid:durableId="653677547">
-    <w:abstractNumId w:val="38"/>
+    <w:abstractNumId w:val="39"/>
   </w:num>
   <w:num w:numId="40" w16cid:durableId="417988917">
     <w:abstractNumId w:val="0"/>
   </w:num>
   <w:num w:numId="41" w16cid:durableId="756634194">
     <w:abstractNumId w:val="7"/>
+  </w:num>
+  <w:num w:numId="42" w16cid:durableId="1796370805">
+    <w:abstractNumId w:val="21"/>
   </w:num>
 </w:numbering>
 </file>
@@ -6009,6 +6323,7 @@
   <w:style w:type="character" w:default="1" w:styleId="DefaultParagraphFont">
     <w:name w:val="Default Paragraph Font"/>
     <w:uiPriority w:val="1"/>
+    <w:semiHidden/>
     <w:unhideWhenUsed/>
   </w:style>
   <w:style w:type="table" w:default="1" w:styleId="TableNormal">
@@ -6049,6 +6364,7 @@
   <w:style w:type="paragraph" w:styleId="Footer">
     <w:name w:val="footer"/>
     <w:basedOn w:val="Normal"/>
+    <w:link w:val="FooterChar"/>
     <w:pPr>
       <w:tabs>
         <w:tab w:val="center" w:pos="4153"/>
@@ -6623,6 +6939,16 @@
       <w:shd w:val="clear" w:color="auto" w:fill="E1DFDD"/>
     </w:rPr>
   </w:style>
+  <w:style w:type="character" w:customStyle="1" w:styleId="FooterChar">
+    <w:name w:val="Footer Char"/>
+    <w:basedOn w:val="DefaultParagraphFont"/>
+    <w:link w:val="Footer"/>
+    <w:rsid w:val="00B90A9C"/>
+    <w:rPr>
+      <w:rFonts w:ascii="Arial" w:hAnsi="Arial"/>
+      <w:sz w:val="22"/>
+    </w:rPr>
+  </w:style>
 </w:styles>
 </file>
 
@@ -6888,6 +7214,10 @@
 </file>
 
 <file path=customXml/item1.xml><?xml version="1.0" encoding="utf-8"?>
+<b:Sources xmlns:b="http://schemas.openxmlformats.org/officeDocument/2006/bibliography" xmlns="http://schemas.openxmlformats.org/officeDocument/2006/bibliography" SelectedStyle="\APA.XSL" StyleName="APA"/>
+</file>
+
+<file path=customXml/item2.xml><?xml version="1.0" encoding="utf-8"?>
 <ct:contentTypeSchema xmlns:ct="http://schemas.microsoft.com/office/2006/metadata/contentType" xmlns:ma="http://schemas.microsoft.com/office/2006/metadata/properties/metaAttributes" ct:_="" ma:_="" ma:contentTypeName="Document" ma:contentTypeID="0x0101006464DC95341EFA46ACBB54F68238415D" ma:contentTypeVersion="17" ma:contentTypeDescription="Create a new document." ma:contentTypeScope="" ma:versionID="22441c213f16c00d66fb180b6a3159d6">
   <xsd:schema xmlns:xsd="http://www.w3.org/2001/XMLSchema" xmlns:xs="http://www.w3.org/2001/XMLSchema" xmlns:p="http://schemas.microsoft.com/office/2006/metadata/properties" xmlns:ns2="3e1b29f8-7008-403b-b2fb-9ef1de52b77a" xmlns:ns3="81936f9c-53d8-4266-aa9b-a06434fad9b0" targetNamespace="http://schemas.microsoft.com/office/2006/metadata/properties" ma:root="true" ma:fieldsID="285fcd3ced75032b95044bc3c244456a" ns2:_="" ns3:_="">
     <xsd:import namespace="3e1b29f8-7008-403b-b2fb-9ef1de52b77a"/>
@@ -7136,20 +7466,7 @@
 </ct:contentTypeSchema>
 </file>
 
-<file path=customXml/item2.xml><?xml version="1.0" encoding="utf-8"?>
-<b:Sources xmlns:b="http://schemas.openxmlformats.org/officeDocument/2006/bibliography" xmlns="http://schemas.openxmlformats.org/officeDocument/2006/bibliography" SelectedStyle="\APA.XSL" StyleName="APA"/>
-</file>
-
 <file path=customXml/item3.xml><?xml version="1.0" encoding="utf-8"?>
-<?mso-contentType ?>
-<FormTemplates xmlns="http://schemas.microsoft.com/sharepoint/v3/contenttype/forms">
-  <Display>DocumentLibraryForm</Display>
-  <Edit>DocumentLibraryForm</Edit>
-  <New>DocumentLibraryForm</New>
-</FormTemplates>
-</file>
-
-<file path=customXml/item4.xml><?xml version="1.0" encoding="utf-8"?>
 <p:properties xmlns:p="http://schemas.microsoft.com/office/2006/metadata/properties" xmlns:xsi="http://www.w3.org/2001/XMLSchema-instance" xmlns:pc="http://schemas.microsoft.com/office/infopath/2007/PartnerControls">
   <documentManagement>
     <TaxCatchAll xmlns="81936f9c-53d8-4266-aa9b-a06434fad9b0" xsi:nil="true"/>
@@ -7161,7 +7478,24 @@
 </p:properties>
 </file>
 
+<file path=customXml/item4.xml><?xml version="1.0" encoding="utf-8"?>
+<?mso-contentType ?>
+<FormTemplates xmlns="http://schemas.microsoft.com/sharepoint/v3/contenttype/forms">
+  <Display>DocumentLibraryForm</Display>
+  <Edit>DocumentLibraryForm</Edit>
+  <New>DocumentLibraryForm</New>
+</FormTemplates>
+</file>
+
 <file path=customXml/itemProps1.xml><?xml version="1.0" encoding="utf-8"?>
+<ds:datastoreItem xmlns:ds="http://schemas.openxmlformats.org/officeDocument/2006/customXml" ds:itemID="{175E2CE5-3841-4B6C-9677-0243CC2886BB}">
+  <ds:schemaRefs>
+    <ds:schemaRef ds:uri="http://schemas.openxmlformats.org/officeDocument/2006/bibliography"/>
+  </ds:schemaRefs>
+</ds:datastoreItem>
+</file>
+
+<file path=customXml/itemProps2.xml><?xml version="1.0" encoding="utf-8"?>
 <ds:datastoreItem xmlns:ds="http://schemas.openxmlformats.org/officeDocument/2006/customXml" ds:itemID="{42728C25-4BA3-439F-B10A-131203BC9E13}">
   <ds:schemaRefs>
     <ds:schemaRef ds:uri="http://schemas.microsoft.com/office/2006/metadata/contentType"/>
@@ -7180,23 +7514,7 @@
 </ds:datastoreItem>
 </file>
 
-<file path=customXml/itemProps2.xml><?xml version="1.0" encoding="utf-8"?>
-<ds:datastoreItem xmlns:ds="http://schemas.openxmlformats.org/officeDocument/2006/customXml" ds:itemID="{175E2CE5-3841-4B6C-9677-0243CC2886BB}">
-  <ds:schemaRefs>
-    <ds:schemaRef ds:uri="http://schemas.openxmlformats.org/officeDocument/2006/bibliography"/>
-  </ds:schemaRefs>
-</ds:datastoreItem>
-</file>
-
 <file path=customXml/itemProps3.xml><?xml version="1.0" encoding="utf-8"?>
-<ds:datastoreItem xmlns:ds="http://schemas.openxmlformats.org/officeDocument/2006/customXml" ds:itemID="{97687979-B147-4FE1-A490-391F7672E2A0}">
-  <ds:schemaRefs>
-    <ds:schemaRef ds:uri="http://schemas.microsoft.com/sharepoint/v3/contenttype/forms"/>
-  </ds:schemaRefs>
-</ds:datastoreItem>
-</file>
-
-<file path=customXml/itemProps4.xml><?xml version="1.0" encoding="utf-8"?>
 <ds:datastoreItem xmlns:ds="http://schemas.openxmlformats.org/officeDocument/2006/customXml" ds:itemID="{7BFF354A-BE2D-4FE0-8B2B-B725ACEA640D}">
   <ds:schemaRefs>
     <ds:schemaRef ds:uri="http://schemas.microsoft.com/office/2006/metadata/properties"/>
@@ -7205,4 +7523,12 @@
     <ds:schemaRef ds:uri="3e1b29f8-7008-403b-b2fb-9ef1de52b77a"/>
   </ds:schemaRefs>
 </ds:datastoreItem>
+</file>
+
+<file path=customXml/itemProps4.xml><?xml version="1.0" encoding="utf-8"?>
+<ds:datastoreItem xmlns:ds="http://schemas.openxmlformats.org/officeDocument/2006/customXml" ds:itemID="{97687979-B147-4FE1-A490-391F7672E2A0}">
+  <ds:schemaRefs>
+    <ds:schemaRef ds:uri="http://schemas.microsoft.com/sharepoint/v3/contenttype/forms"/>
+  </ds:schemaRefs>
+</ds:datastoreItem>
 </file>